--- a/doc/assurance/ZoneAlertService/3-Specification/B-Design/solutionApproach.docx
+++ b/doc/assurance/ZoneAlertService/3-Specification/B-Design/solutionApproach.docx
@@ -79,14 +79,14 @@
                         </a:ln>
                         <a:extLst>
                           <a:ext uri="{909E8E84-426E-40dd-AFC4-6F175D3DCCD1}">
-                            <a14:hiddenFill xmlns:mo="http://schemas.microsoft.com/office/mac/office/2008/main" xmlns:mv="urn:schemas-microsoft-com:mac:vml" xmlns:a14="http://schemas.microsoft.com/office/drawing/2010/main" xmlns:w="http://schemas.openxmlformats.org/wordprocessingml/2006/main" xmlns:w10="urn:schemas-microsoft-com:office:word" xmlns:v="urn:schemas-microsoft-com:vml" xmlns:o="urn:schemas-microsoft-com:office:office" xmlns="">
+                            <a14:hiddenFill xmlns="" xmlns:o="urn:schemas-microsoft-com:office:office" xmlns:v="urn:schemas-microsoft-com:vml" xmlns:w10="urn:schemas-microsoft-com:office:word" xmlns:w="http://schemas.openxmlformats.org/wordprocessingml/2006/main" xmlns:a14="http://schemas.microsoft.com/office/drawing/2010/main" xmlns:mv="urn:schemas-microsoft-com:mac:vml" xmlns:mo="http://schemas.microsoft.com/office/mac/office/2008/main">
                               <a:solidFill>
                                 <a:srgbClr val="FFFFFF"/>
                               </a:solidFill>
                             </a14:hiddenFill>
                           </a:ext>
                           <a:ext uri="{91240B29-F687-4f45-9708-019B960494DF}">
-                            <a14:hiddenLine xmlns:mo="http://schemas.microsoft.com/office/mac/office/2008/main" xmlns:mv="urn:schemas-microsoft-com:mac:vml" xmlns:a14="http://schemas.microsoft.com/office/drawing/2010/main" xmlns:w="http://schemas.openxmlformats.org/wordprocessingml/2006/main" xmlns:w10="urn:schemas-microsoft-com:office:word" xmlns:v="urn:schemas-microsoft-com:vml" xmlns:o="urn:schemas-microsoft-com:office:office" xmlns="" w="9525">
+                            <a14:hiddenLine xmlns="" xmlns:o="urn:schemas-microsoft-com:office:office" xmlns:v="urn:schemas-microsoft-com:vml" xmlns:w10="urn:schemas-microsoft-com:office:word" xmlns:w="http://schemas.openxmlformats.org/wordprocessingml/2006/main" xmlns:a14="http://schemas.microsoft.com/office/drawing/2010/main" xmlns:mv="urn:schemas-microsoft-com:mac:vml" xmlns:mo="http://schemas.microsoft.com/office/mac/office/2008/main" w="9525">
                               <a:solidFill>
                                 <a:srgbClr val="000000"/>
                               </a:solidFill>
@@ -291,7 +291,7 @@
                         </a:effectLst>
                         <a:extLst>
                           <a:ext uri="{909E8E84-426E-40dd-AFC4-6F175D3DCCD1}">
-                            <a14:hiddenFill xmlns:mo="http://schemas.microsoft.com/office/mac/office/2008/main" xmlns:mv="urn:schemas-microsoft-com:mac:vml" xmlns:a14="http://schemas.microsoft.com/office/drawing/2010/main" xmlns:w="http://schemas.openxmlformats.org/wordprocessingml/2006/main" xmlns:w10="urn:schemas-microsoft-com:office:word" xmlns:v="urn:schemas-microsoft-com:vml" xmlns:o="urn:schemas-microsoft-com:office:office" xmlns="">
+                            <a14:hiddenFill xmlns="" xmlns:o="urn:schemas-microsoft-com:office:office" xmlns:v="urn:schemas-microsoft-com:vml" xmlns:w10="urn:schemas-microsoft-com:office:word" xmlns:w="http://schemas.openxmlformats.org/wordprocessingml/2006/main" xmlns:a14="http://schemas.microsoft.com/office/drawing/2010/main" xmlns:mv="urn:schemas-microsoft-com:mac:vml" xmlns:mo="http://schemas.microsoft.com/office/mac/office/2008/main">
                               <a:noFill/>
                             </a14:hiddenFill>
                           </a:ext>
@@ -371,14 +371,14 @@
                         </a:ln>
                         <a:extLst>
                           <a:ext uri="{909E8E84-426E-40dd-AFC4-6F175D3DCCD1}">
-                            <a14:hiddenFill xmlns:mo="http://schemas.microsoft.com/office/mac/office/2008/main" xmlns:mv="urn:schemas-microsoft-com:mac:vml" xmlns:a14="http://schemas.microsoft.com/office/drawing/2010/main" xmlns:w="http://schemas.openxmlformats.org/wordprocessingml/2006/main" xmlns:w10="urn:schemas-microsoft-com:office:word" xmlns:v="urn:schemas-microsoft-com:vml" xmlns:o="urn:schemas-microsoft-com:office:office" xmlns="">
+                            <a14:hiddenFill xmlns="" xmlns:o="urn:schemas-microsoft-com:office:office" xmlns:v="urn:schemas-microsoft-com:vml" xmlns:w10="urn:schemas-microsoft-com:office:word" xmlns:w="http://schemas.openxmlformats.org/wordprocessingml/2006/main" xmlns:a14="http://schemas.microsoft.com/office/drawing/2010/main" xmlns:mv="urn:schemas-microsoft-com:mac:vml" xmlns:mo="http://schemas.microsoft.com/office/mac/office/2008/main">
                               <a:solidFill>
                                 <a:srgbClr val="FFFFFF"/>
                               </a:solidFill>
                             </a14:hiddenFill>
                           </a:ext>
                           <a:ext uri="{91240B29-F687-4f45-9708-019B960494DF}">
-                            <a14:hiddenLine xmlns:mo="http://schemas.microsoft.com/office/mac/office/2008/main" xmlns:mv="urn:schemas-microsoft-com:mac:vml" xmlns:a14="http://schemas.microsoft.com/office/drawing/2010/main" xmlns:w="http://schemas.openxmlformats.org/wordprocessingml/2006/main" xmlns:w10="urn:schemas-microsoft-com:office:word" xmlns:v="urn:schemas-microsoft-com:vml" xmlns:o="urn:schemas-microsoft-com:office:office" xmlns="" w="9525">
+                            <a14:hiddenLine xmlns="" xmlns:o="urn:schemas-microsoft-com:office:office" xmlns:v="urn:schemas-microsoft-com:vml" xmlns:w10="urn:schemas-microsoft-com:office:word" xmlns:w="http://schemas.openxmlformats.org/wordprocessingml/2006/main" xmlns:a14="http://schemas.microsoft.com/office/drawing/2010/main" xmlns:mv="urn:schemas-microsoft-com:mac:vml" xmlns:mo="http://schemas.microsoft.com/office/mac/office/2008/main" w="9525">
                               <a:solidFill>
                                 <a:srgbClr val="000000"/>
                               </a:solidFill>
@@ -508,14 +508,14 @@
                         </a:ln>
                         <a:extLst>
                           <a:ext uri="{909E8E84-426E-40dd-AFC4-6F175D3DCCD1}">
-                            <a14:hiddenFill xmlns:mo="http://schemas.microsoft.com/office/mac/office/2008/main" xmlns:mv="urn:schemas-microsoft-com:mac:vml" xmlns:a14="http://schemas.microsoft.com/office/drawing/2010/main" xmlns:w="http://schemas.openxmlformats.org/wordprocessingml/2006/main" xmlns:w10="urn:schemas-microsoft-com:office:word" xmlns:v="urn:schemas-microsoft-com:vml" xmlns:o="urn:schemas-microsoft-com:office:office" xmlns="">
+                            <a14:hiddenFill xmlns="" xmlns:o="urn:schemas-microsoft-com:office:office" xmlns:v="urn:schemas-microsoft-com:vml" xmlns:w10="urn:schemas-microsoft-com:office:word" xmlns:w="http://schemas.openxmlformats.org/wordprocessingml/2006/main" xmlns:a14="http://schemas.microsoft.com/office/drawing/2010/main" xmlns:mv="urn:schemas-microsoft-com:mac:vml" xmlns:mo="http://schemas.microsoft.com/office/mac/office/2008/main">
                               <a:solidFill>
                                 <a:srgbClr val="FFFFFF"/>
                               </a:solidFill>
                             </a14:hiddenFill>
                           </a:ext>
                           <a:ext uri="{91240B29-F687-4f45-9708-019B960494DF}">
-                            <a14:hiddenLine xmlns:mo="http://schemas.microsoft.com/office/mac/office/2008/main" xmlns:mv="urn:schemas-microsoft-com:mac:vml" xmlns:a14="http://schemas.microsoft.com/office/drawing/2010/main" xmlns:w="http://schemas.openxmlformats.org/wordprocessingml/2006/main" xmlns:w10="urn:schemas-microsoft-com:office:word" xmlns:v="urn:schemas-microsoft-com:vml" xmlns:o="urn:schemas-microsoft-com:office:office" xmlns="" w="9525">
+                            <a14:hiddenLine xmlns="" xmlns:o="urn:schemas-microsoft-com:office:office" xmlns:v="urn:schemas-microsoft-com:vml" xmlns:w10="urn:schemas-microsoft-com:office:word" xmlns:w="http://schemas.openxmlformats.org/wordprocessingml/2006/main" xmlns:a14="http://schemas.microsoft.com/office/drawing/2010/main" xmlns:mv="urn:schemas-microsoft-com:mac:vml" xmlns:mo="http://schemas.microsoft.com/office/mac/office/2008/main" w="9525">
                               <a:solidFill>
                                 <a:srgbClr val="000000"/>
                               </a:solidFill>
@@ -818,7 +818,7 @@
                         </a:effectLst>
                         <a:extLst>
                           <a:ext uri="{909E8E84-426E-40dd-AFC4-6F175D3DCCD1}">
-                            <a14:hiddenFill xmlns:mo="http://schemas.microsoft.com/office/mac/office/2008/main" xmlns:mv="urn:schemas-microsoft-com:mac:vml" xmlns:a14="http://schemas.microsoft.com/office/drawing/2010/main" xmlns:w="http://schemas.openxmlformats.org/wordprocessingml/2006/main" xmlns:w10="urn:schemas-microsoft-com:office:word" xmlns:v="urn:schemas-microsoft-com:vml" xmlns:o="urn:schemas-microsoft-com:office:office" xmlns="">
+                            <a14:hiddenFill xmlns="" xmlns:o="urn:schemas-microsoft-com:office:office" xmlns:v="urn:schemas-microsoft-com:vml" xmlns:w10="urn:schemas-microsoft-com:office:word" xmlns:w="http://schemas.openxmlformats.org/wordprocessingml/2006/main" xmlns:a14="http://schemas.microsoft.com/office/drawing/2010/main" xmlns:mv="urn:schemas-microsoft-com:mac:vml" xmlns:mo="http://schemas.microsoft.com/office/mac/office/2008/main">
                               <a:noFill/>
                             </a14:hiddenFill>
                           </a:ext>
@@ -900,14 +900,14 @@
                         </a:ln>
                         <a:extLst>
                           <a:ext uri="{909E8E84-426E-40dd-AFC4-6F175D3DCCD1}">
-                            <a14:hiddenFill xmlns:mo="http://schemas.microsoft.com/office/mac/office/2008/main" xmlns:mv="urn:schemas-microsoft-com:mac:vml" xmlns:a14="http://schemas.microsoft.com/office/drawing/2010/main" xmlns:w="http://schemas.openxmlformats.org/wordprocessingml/2006/main" xmlns:w10="urn:schemas-microsoft-com:office:word" xmlns:v="urn:schemas-microsoft-com:vml" xmlns:o="urn:schemas-microsoft-com:office:office" xmlns="">
+                            <a14:hiddenFill xmlns="" xmlns:o="urn:schemas-microsoft-com:office:office" xmlns:v="urn:schemas-microsoft-com:vml" xmlns:w10="urn:schemas-microsoft-com:office:word" xmlns:w="http://schemas.openxmlformats.org/wordprocessingml/2006/main" xmlns:a14="http://schemas.microsoft.com/office/drawing/2010/main" xmlns:mv="urn:schemas-microsoft-com:mac:vml" xmlns:mo="http://schemas.microsoft.com/office/mac/office/2008/main">
                               <a:solidFill>
                                 <a:srgbClr val="FFFFFF"/>
                               </a:solidFill>
                             </a14:hiddenFill>
                           </a:ext>
                           <a:ext uri="{91240B29-F687-4f45-9708-019B960494DF}">
-                            <a14:hiddenLine xmlns:mo="http://schemas.microsoft.com/office/mac/office/2008/main" xmlns:mv="urn:schemas-microsoft-com:mac:vml" xmlns:a14="http://schemas.microsoft.com/office/drawing/2010/main" xmlns:w="http://schemas.openxmlformats.org/wordprocessingml/2006/main" xmlns:w10="urn:schemas-microsoft-com:office:word" xmlns:v="urn:schemas-microsoft-com:vml" xmlns:o="urn:schemas-microsoft-com:office:office" xmlns="" w="9525">
+                            <a14:hiddenLine xmlns="" xmlns:o="urn:schemas-microsoft-com:office:office" xmlns:v="urn:schemas-microsoft-com:vml" xmlns:w10="urn:schemas-microsoft-com:office:word" xmlns:w="http://schemas.openxmlformats.org/wordprocessingml/2006/main" xmlns:a14="http://schemas.microsoft.com/office/drawing/2010/main" xmlns:mv="urn:schemas-microsoft-com:mac:vml" xmlns:mo="http://schemas.microsoft.com/office/mac/office/2008/main" w="9525">
                               <a:solidFill>
                                 <a:srgbClr val="000000"/>
                               </a:solidFill>
@@ -3035,6 +3035,7 @@
         </w:rPr>
         <w:t xml:space="preserve">Provide a service that provides band information, </w:t>
       </w:r>
+      <w:proofErr w:type="gramStart"/>
       <w:r>
         <w:rPr>
           <w:lang w:eastAsia="en-US"/>
@@ -3045,7 +3046,14 @@
         <w:rPr>
           <w:lang w:eastAsia="en-US"/>
         </w:rPr>
-        <w:t xml:space="preserve"> to DAIDALUS, allowing one to know how long until a zone violation with any given zone in any given direction a vehicle might fly within some fixed future time window.</w:t>
+        <w:t xml:space="preserve"> to</w:t>
+      </w:r>
+      <w:proofErr w:type="gramEnd"/>
+      <w:r>
+        <w:rPr>
+          <w:lang w:eastAsia="en-US"/>
+        </w:rPr>
+        <w:t xml:space="preserve"> DAIDALUS, allowing one to know how long until a zone violation with any given zone in any given direction a vehicle might fly within some fixed future time window.</w:t>
       </w:r>
     </w:p>
     <w:p>
@@ -3449,11 +3457,13 @@
       <w:pPr>
         <w:pStyle w:val="Heading3"/>
         <w:rPr>
-          <w:lang w:eastAsia="en-US"/>
-        </w:rPr>
-      </w:pPr>
-      <w:r>
-        <w:rPr>
+          <w:color w:val="FF0000"/>
+          <w:lang w:eastAsia="en-US"/>
+        </w:rPr>
+      </w:pPr>
+      <w:r>
+        <w:rPr>
+          <w:color w:val="FF0000"/>
           <w:lang w:eastAsia="en-US"/>
         </w:rPr>
         <w:t>Present Time</w:t>
@@ -3463,19 +3473,40 @@
       <w:pPr>
         <w:ind w:firstLine="0"/>
         <w:rPr>
-          <w:lang w:eastAsia="en-US"/>
-        </w:rPr>
-      </w:pPr>
-      <w:r>
-        <w:rPr>
-          <w:lang w:eastAsia="en-US"/>
-        </w:rPr>
-        <w:t xml:space="preserve">A remaining important consideration is time of a alert service, </w:t>
+          <w:color w:val="FF0000"/>
+          <w:lang w:eastAsia="en-US"/>
+        </w:rPr>
+      </w:pPr>
+      <w:r>
+        <w:rPr>
+          <w:color w:val="FF0000"/>
+          <w:lang w:eastAsia="en-US"/>
+        </w:rPr>
+        <w:t xml:space="preserve">A remaining important consideration is time of </w:t>
+      </w:r>
+      <w:proofErr w:type="spellStart"/>
+      <w:proofErr w:type="gramStart"/>
+      <w:r>
+        <w:rPr>
+          <w:color w:val="FF0000"/>
+          <w:lang w:eastAsia="en-US"/>
+        </w:rPr>
+        <w:t>a</w:t>
+      </w:r>
+      <w:proofErr w:type="spellEnd"/>
+      <w:proofErr w:type="gramEnd"/>
+      <w:r>
+        <w:rPr>
+          <w:color w:val="FF0000"/>
+          <w:lang w:eastAsia="en-US"/>
+        </w:rPr>
+        <w:t xml:space="preserve"> alert service, </w:t>
       </w:r>
       <w:r>
         <w:rPr>
           <w:b/>
           <w:bCs/>
+          <w:color w:val="FF0000"/>
           <w:lang w:eastAsia="en-US"/>
         </w:rPr>
         <w:t>T</w:t>
@@ -3484,6 +3515,7 @@
         <w:rPr>
           <w:b/>
           <w:bCs/>
+          <w:color w:val="FF0000"/>
           <w:vertAlign w:val="subscript"/>
           <w:lang w:eastAsia="en-US"/>
         </w:rPr>
@@ -3491,6 +3523,7 @@
       </w:r>
       <w:r>
         <w:rPr>
+          <w:color w:val="FF0000"/>
           <w:lang w:eastAsia="en-US"/>
         </w:rPr>
         <w:t xml:space="preserve"> or ‘present time’. This is the time when a vehicle receives a state report is received by the alerting service and alerts are computed. </w:t>
@@ -3499,6 +3532,7 @@
         <w:rPr>
           <w:b/>
           <w:bCs/>
+          <w:color w:val="FF0000"/>
           <w:lang w:eastAsia="en-US"/>
         </w:rPr>
         <w:t>T</w:t>
@@ -3507,6 +3541,7 @@
         <w:rPr>
           <w:b/>
           <w:bCs/>
+          <w:color w:val="FF0000"/>
           <w:vertAlign w:val="subscript"/>
           <w:lang w:eastAsia="en-US"/>
         </w:rPr>
@@ -3514,6 +3549,7 @@
       </w:r>
       <w:r>
         <w:rPr>
+          <w:color w:val="FF0000"/>
           <w:lang w:eastAsia="en-US"/>
         </w:rPr>
         <w:t xml:space="preserve"> will be after the time of the state report from the vehicle, </w:t>
@@ -3522,6 +3558,7 @@
         <w:rPr>
           <w:b/>
           <w:bCs/>
+          <w:color w:val="FF0000"/>
           <w:lang w:eastAsia="en-US"/>
         </w:rPr>
         <w:t>T</w:t>
@@ -3530,6 +3567,7 @@
         <w:rPr>
           <w:b/>
           <w:bCs/>
+          <w:color w:val="FF0000"/>
           <w:vertAlign w:val="subscript"/>
           <w:lang w:eastAsia="en-US"/>
         </w:rPr>
@@ -3537,6 +3575,7 @@
       </w:r>
       <w:r>
         <w:rPr>
+          <w:color w:val="FF0000"/>
           <w:lang w:eastAsia="en-US"/>
         </w:rPr>
         <w:t xml:space="preserve">. On a local or highly reliable system, </w:t>
@@ -3545,6 +3584,7 @@
         <w:rPr>
           <w:b/>
           <w:bCs/>
+          <w:color w:val="FF0000"/>
           <w:lang w:eastAsia="en-US"/>
         </w:rPr>
         <w:t>T</w:t>
@@ -3553,6 +3593,7 @@
         <w:rPr>
           <w:b/>
           <w:bCs/>
+          <w:color w:val="FF0000"/>
           <w:vertAlign w:val="subscript"/>
           <w:lang w:eastAsia="en-US"/>
         </w:rPr>
@@ -3560,6 +3601,7 @@
       </w:r>
       <w:r>
         <w:rPr>
+          <w:color w:val="FF0000"/>
           <w:lang w:eastAsia="en-US"/>
         </w:rPr>
         <w:t xml:space="preserve"> will be very close to</w:t>
@@ -3568,6 +3610,7 @@
         <w:rPr>
           <w:b/>
           <w:bCs/>
+          <w:color w:val="FF0000"/>
           <w:lang w:eastAsia="en-US"/>
         </w:rPr>
         <w:t xml:space="preserve"> T</w:t>
@@ -3576,6 +3619,7 @@
         <w:rPr>
           <w:b/>
           <w:bCs/>
+          <w:color w:val="FF0000"/>
           <w:vertAlign w:val="subscript"/>
           <w:lang w:eastAsia="en-US"/>
         </w:rPr>
@@ -3583,6 +3627,7 @@
       </w:r>
       <w:r>
         <w:rPr>
+          <w:color w:val="FF0000"/>
           <w:lang w:eastAsia="en-US"/>
         </w:rPr>
         <w:t xml:space="preserve"> and will be negligible. However, on a distributed application of a system like OpenUxAS, </w:t>
@@ -3591,6 +3636,7 @@
         <w:rPr>
           <w:b/>
           <w:bCs/>
+          <w:color w:val="FF0000"/>
           <w:lang w:eastAsia="en-US"/>
         </w:rPr>
         <w:t>T</w:t>
@@ -3599,6 +3645,7 @@
         <w:rPr>
           <w:b/>
           <w:bCs/>
+          <w:color w:val="FF0000"/>
           <w:vertAlign w:val="subscript"/>
           <w:lang w:eastAsia="en-US"/>
         </w:rPr>
@@ -3606,6 +3653,7 @@
       </w:r>
       <w:r>
         <w:rPr>
+          <w:color w:val="FF0000"/>
           <w:lang w:eastAsia="en-US"/>
         </w:rPr>
         <w:t xml:space="preserve"> can be far earlier than </w:t>
@@ -3614,6 +3662,7 @@
         <w:rPr>
           <w:b/>
           <w:bCs/>
+          <w:color w:val="FF0000"/>
           <w:lang w:eastAsia="en-US"/>
         </w:rPr>
         <w:t>T</w:t>
@@ -3622,6 +3671,7 @@
         <w:rPr>
           <w:b/>
           <w:bCs/>
+          <w:color w:val="FF0000"/>
           <w:vertAlign w:val="subscript"/>
           <w:lang w:eastAsia="en-US"/>
         </w:rPr>
@@ -3629,6 +3679,7 @@
       </w:r>
       <w:r>
         <w:rPr>
+          <w:color w:val="FF0000"/>
           <w:lang w:eastAsia="en-US"/>
         </w:rPr>
         <w:t>, and so it is important to compute alerts with this real time difference in mind.</w:t>
@@ -3679,13 +3730,27 @@
         <w:rPr>
           <w:rFonts w:eastAsiaTheme="minorEastAsia"/>
         </w:rPr>
-        <w:t xml:space="preserve">Operating Region Zones </w:t>
-      </w:r>
+        <w:t xml:space="preserve">Operating Region </w:t>
+      </w:r>
+      <w:proofErr w:type="gramStart"/>
       <w:r>
         <w:rPr>
           <w:rFonts w:eastAsiaTheme="minorEastAsia"/>
         </w:rPr>
-        <w:t xml:space="preserve"> to Consider Against What Vehicles</w:t>
+        <w:t xml:space="preserve">Zones </w:t>
+      </w:r>
+      <w:r>
+        <w:rPr>
+          <w:rFonts w:eastAsiaTheme="minorEastAsia"/>
+        </w:rPr>
+        <w:t xml:space="preserve"> to</w:t>
+      </w:r>
+      <w:proofErr w:type="gramEnd"/>
+      <w:r>
+        <w:rPr>
+          <w:rFonts w:eastAsiaTheme="minorEastAsia"/>
+        </w:rPr>
+        <w:t xml:space="preserve"> Consider Against What Vehicles</w:t>
       </w:r>
     </w:p>
     <w:p>
@@ -3942,7 +4007,21 @@
         <w:rPr>
           <w:rFonts w:eastAsiaTheme="minorEastAsia"/>
         </w:rPr>
-        <w:t>merge functionality from other services as it exists and is approved. For the moment we may need to copy this functionality so as to not refactor existing services.</w:t>
+        <w:t xml:space="preserve">merge functionality from other services as it exists and is approved. For the moment we may need to copy this functionality </w:t>
+      </w:r>
+      <w:proofErr w:type="gramStart"/>
+      <w:r>
+        <w:rPr>
+          <w:rFonts w:eastAsiaTheme="minorEastAsia"/>
+        </w:rPr>
+        <w:t>so as to</w:t>
+      </w:r>
+      <w:proofErr w:type="gramEnd"/>
+      <w:r>
+        <w:rPr>
+          <w:rFonts w:eastAsiaTheme="minorEastAsia"/>
+        </w:rPr>
+        <w:t xml:space="preserve"> not refactor existing services.</w:t>
       </w:r>
       <w:r>
         <w:rPr>
@@ -4229,7 +4308,21 @@
         <w:rPr>
           <w:lang w:eastAsia="en-US"/>
         </w:rPr>
-        <w:t>The resulting merge semantics mean that if initially declared keep in zones overlap so as to leave holes (such as forming a ring of keep-region around a central undefined area), the holes will disappear in the merged polygon  A separate keep-out zone should be declared for such intended holes.</w:t>
+        <w:t xml:space="preserve">The resulting merge semantics mean that if initially declared keep in zones overlap so as to leave holes (such as forming a ring of keep-region around a central undefined area), the holes will disappear in the merged </w:t>
+      </w:r>
+      <w:proofErr w:type="gramStart"/>
+      <w:r>
+        <w:rPr>
+          <w:lang w:eastAsia="en-US"/>
+        </w:rPr>
+        <w:t>polygon  A</w:t>
+      </w:r>
+      <w:proofErr w:type="gramEnd"/>
+      <w:r>
+        <w:rPr>
+          <w:lang w:eastAsia="en-US"/>
+        </w:rPr>
+        <w:t xml:space="preserve"> separate keep-out zone should be declared for such intended holes.</w:t>
       </w:r>
     </w:p>
     <w:p>
@@ -4482,7 +4575,21 @@
         <w:rPr>
           <w:lang w:eastAsia="en-US"/>
         </w:rPr>
-        <w:t>When the zone alert service receives a vehicle state message, it shall emit an existing zone alert for each and every and only merged zones with which the vehicle is in existing violation at its reported position and time.</w:t>
+        <w:t xml:space="preserve">When the zone alert service receives a vehicle state message, it shall emit an existing zone alert for </w:t>
+      </w:r>
+      <w:proofErr w:type="gramStart"/>
+      <w:r>
+        <w:rPr>
+          <w:lang w:eastAsia="en-US"/>
+        </w:rPr>
+        <w:t>each and every</w:t>
+      </w:r>
+      <w:proofErr w:type="gramEnd"/>
+      <w:r>
+        <w:rPr>
+          <w:lang w:eastAsia="en-US"/>
+        </w:rPr>
+        <w:t xml:space="preserve"> and only merged zones with which the vehicle is in existing violation at its reported position and time.</w:t>
       </w:r>
     </w:p>
     <w:p>
@@ -4554,7 +4661,21 @@
         <w:rPr>
           <w:lang w:eastAsia="en-US"/>
         </w:rPr>
-        <w:t>A vehicle position shall be computed as in existing violation with a merged keep-in zone if and only if the vehicle was in or on a merged keep-in zone in its fist received</w:t>
+        <w:t xml:space="preserve">A vehicle position shall be computed as in existing violation with a merged keep-in zone if and only if the vehicle was in or on a merged keep-in zone in its </w:t>
+      </w:r>
+      <w:proofErr w:type="spellStart"/>
+      <w:r>
+        <w:rPr>
+          <w:lang w:eastAsia="en-US"/>
+        </w:rPr>
+        <w:t>fist</w:t>
+      </w:r>
+      <w:proofErr w:type="spellEnd"/>
+      <w:r>
+        <w:rPr>
+          <w:lang w:eastAsia="en-US"/>
+        </w:rPr>
+        <w:t xml:space="preserve"> received</w:t>
       </w:r>
       <w:r>
         <w:rPr>
@@ -4615,7 +4736,21 @@
         <w:rPr>
           <w:lang w:eastAsia="en-US"/>
         </w:rPr>
-        <w:t>When a zone alert service receives a vehicle state, it shall emit an imminent zone alert for each and every and only merged zones with which the vehicle is in imminent violation over its future projected linear trajectory.</w:t>
+        <w:t xml:space="preserve">When a zone alert service receives a vehicle state, it shall emit an imminent zone alert for </w:t>
+      </w:r>
+      <w:proofErr w:type="gramStart"/>
+      <w:r>
+        <w:rPr>
+          <w:lang w:eastAsia="en-US"/>
+        </w:rPr>
+        <w:t>each and every</w:t>
+      </w:r>
+      <w:proofErr w:type="gramEnd"/>
+      <w:r>
+        <w:rPr>
+          <w:lang w:eastAsia="en-US"/>
+        </w:rPr>
+        <w:t xml:space="preserve"> and only merged zones with which the vehicle is in imminent violation over its future projected linear trajectory.</w:t>
       </w:r>
     </w:p>
     <w:p>

--- a/doc/assurance/ZoneAlertService/3-Specification/B-Design/solutionApproach.docx
+++ b/doc/assurance/ZoneAlertService/3-Specification/B-Design/solutionApproach.docx
@@ -79,14 +79,14 @@
                         </a:ln>
                         <a:extLst>
                           <a:ext uri="{909E8E84-426E-40dd-AFC4-6F175D3DCCD1}">
-                            <a14:hiddenFill xmlns="" xmlns:o="urn:schemas-microsoft-com:office:office" xmlns:v="urn:schemas-microsoft-com:vml" xmlns:w10="urn:schemas-microsoft-com:office:word" xmlns:w="http://schemas.openxmlformats.org/wordprocessingml/2006/main" xmlns:a14="http://schemas.microsoft.com/office/drawing/2010/main" xmlns:mv="urn:schemas-microsoft-com:mac:vml" xmlns:mo="http://schemas.microsoft.com/office/mac/office/2008/main">
+                            <a14:hiddenFill xmlns:mo="http://schemas.microsoft.com/office/mac/office/2008/main" xmlns:mv="urn:schemas-microsoft-com:mac:vml" xmlns:a14="http://schemas.microsoft.com/office/drawing/2010/main" xmlns:w="http://schemas.openxmlformats.org/wordprocessingml/2006/main" xmlns:w10="urn:schemas-microsoft-com:office:word" xmlns:v="urn:schemas-microsoft-com:vml" xmlns:o="urn:schemas-microsoft-com:office:office" xmlns="">
                               <a:solidFill>
                                 <a:srgbClr val="FFFFFF"/>
                               </a:solidFill>
                             </a14:hiddenFill>
                           </a:ext>
                           <a:ext uri="{91240B29-F687-4f45-9708-019B960494DF}">
-                            <a14:hiddenLine xmlns="" xmlns:o="urn:schemas-microsoft-com:office:office" xmlns:v="urn:schemas-microsoft-com:vml" xmlns:w10="urn:schemas-microsoft-com:office:word" xmlns:w="http://schemas.openxmlformats.org/wordprocessingml/2006/main" xmlns:a14="http://schemas.microsoft.com/office/drawing/2010/main" xmlns:mv="urn:schemas-microsoft-com:mac:vml" xmlns:mo="http://schemas.microsoft.com/office/mac/office/2008/main" w="9525">
+                            <a14:hiddenLine xmlns:mo="http://schemas.microsoft.com/office/mac/office/2008/main" xmlns:mv="urn:schemas-microsoft-com:mac:vml" xmlns:a14="http://schemas.microsoft.com/office/drawing/2010/main" xmlns:w="http://schemas.openxmlformats.org/wordprocessingml/2006/main" xmlns:w10="urn:schemas-microsoft-com:office:word" xmlns:v="urn:schemas-microsoft-com:vml" xmlns:o="urn:schemas-microsoft-com:office:office" xmlns="" w="9525">
                               <a:solidFill>
                                 <a:srgbClr val="000000"/>
                               </a:solidFill>
@@ -291,7 +291,7 @@
                         </a:effectLst>
                         <a:extLst>
                           <a:ext uri="{909E8E84-426E-40dd-AFC4-6F175D3DCCD1}">
-                            <a14:hiddenFill xmlns="" xmlns:o="urn:schemas-microsoft-com:office:office" xmlns:v="urn:schemas-microsoft-com:vml" xmlns:w10="urn:schemas-microsoft-com:office:word" xmlns:w="http://schemas.openxmlformats.org/wordprocessingml/2006/main" xmlns:a14="http://schemas.microsoft.com/office/drawing/2010/main" xmlns:mv="urn:schemas-microsoft-com:mac:vml" xmlns:mo="http://schemas.microsoft.com/office/mac/office/2008/main">
+                            <a14:hiddenFill xmlns:mo="http://schemas.microsoft.com/office/mac/office/2008/main" xmlns:mv="urn:schemas-microsoft-com:mac:vml" xmlns:a14="http://schemas.microsoft.com/office/drawing/2010/main" xmlns:w="http://schemas.openxmlformats.org/wordprocessingml/2006/main" xmlns:w10="urn:schemas-microsoft-com:office:word" xmlns:v="urn:schemas-microsoft-com:vml" xmlns:o="urn:schemas-microsoft-com:office:office" xmlns="">
                               <a:noFill/>
                             </a14:hiddenFill>
                           </a:ext>
@@ -371,14 +371,14 @@
                         </a:ln>
                         <a:extLst>
                           <a:ext uri="{909E8E84-426E-40dd-AFC4-6F175D3DCCD1}">
-                            <a14:hiddenFill xmlns="" xmlns:o="urn:schemas-microsoft-com:office:office" xmlns:v="urn:schemas-microsoft-com:vml" xmlns:w10="urn:schemas-microsoft-com:office:word" xmlns:w="http://schemas.openxmlformats.org/wordprocessingml/2006/main" xmlns:a14="http://schemas.microsoft.com/office/drawing/2010/main" xmlns:mv="urn:schemas-microsoft-com:mac:vml" xmlns:mo="http://schemas.microsoft.com/office/mac/office/2008/main">
+                            <a14:hiddenFill xmlns:mo="http://schemas.microsoft.com/office/mac/office/2008/main" xmlns:mv="urn:schemas-microsoft-com:mac:vml" xmlns:a14="http://schemas.microsoft.com/office/drawing/2010/main" xmlns:w="http://schemas.openxmlformats.org/wordprocessingml/2006/main" xmlns:w10="urn:schemas-microsoft-com:office:word" xmlns:v="urn:schemas-microsoft-com:vml" xmlns:o="urn:schemas-microsoft-com:office:office" xmlns="">
                               <a:solidFill>
                                 <a:srgbClr val="FFFFFF"/>
                               </a:solidFill>
                             </a14:hiddenFill>
                           </a:ext>
                           <a:ext uri="{91240B29-F687-4f45-9708-019B960494DF}">
-                            <a14:hiddenLine xmlns="" xmlns:o="urn:schemas-microsoft-com:office:office" xmlns:v="urn:schemas-microsoft-com:vml" xmlns:w10="urn:schemas-microsoft-com:office:word" xmlns:w="http://schemas.openxmlformats.org/wordprocessingml/2006/main" xmlns:a14="http://schemas.microsoft.com/office/drawing/2010/main" xmlns:mv="urn:schemas-microsoft-com:mac:vml" xmlns:mo="http://schemas.microsoft.com/office/mac/office/2008/main" w="9525">
+                            <a14:hiddenLine xmlns:mo="http://schemas.microsoft.com/office/mac/office/2008/main" xmlns:mv="urn:schemas-microsoft-com:mac:vml" xmlns:a14="http://schemas.microsoft.com/office/drawing/2010/main" xmlns:w="http://schemas.openxmlformats.org/wordprocessingml/2006/main" xmlns:w10="urn:schemas-microsoft-com:office:word" xmlns:v="urn:schemas-microsoft-com:vml" xmlns:o="urn:schemas-microsoft-com:office:office" xmlns="" w="9525">
                               <a:solidFill>
                                 <a:srgbClr val="000000"/>
                               </a:solidFill>
@@ -508,14 +508,14 @@
                         </a:ln>
                         <a:extLst>
                           <a:ext uri="{909E8E84-426E-40dd-AFC4-6F175D3DCCD1}">
-                            <a14:hiddenFill xmlns="" xmlns:o="urn:schemas-microsoft-com:office:office" xmlns:v="urn:schemas-microsoft-com:vml" xmlns:w10="urn:schemas-microsoft-com:office:word" xmlns:w="http://schemas.openxmlformats.org/wordprocessingml/2006/main" xmlns:a14="http://schemas.microsoft.com/office/drawing/2010/main" xmlns:mv="urn:schemas-microsoft-com:mac:vml" xmlns:mo="http://schemas.microsoft.com/office/mac/office/2008/main">
+                            <a14:hiddenFill xmlns:mo="http://schemas.microsoft.com/office/mac/office/2008/main" xmlns:mv="urn:schemas-microsoft-com:mac:vml" xmlns:a14="http://schemas.microsoft.com/office/drawing/2010/main" xmlns:w="http://schemas.openxmlformats.org/wordprocessingml/2006/main" xmlns:w10="urn:schemas-microsoft-com:office:word" xmlns:v="urn:schemas-microsoft-com:vml" xmlns:o="urn:schemas-microsoft-com:office:office" xmlns="">
                               <a:solidFill>
                                 <a:srgbClr val="FFFFFF"/>
                               </a:solidFill>
                             </a14:hiddenFill>
                           </a:ext>
                           <a:ext uri="{91240B29-F687-4f45-9708-019B960494DF}">
-                            <a14:hiddenLine xmlns="" xmlns:o="urn:schemas-microsoft-com:office:office" xmlns:v="urn:schemas-microsoft-com:vml" xmlns:w10="urn:schemas-microsoft-com:office:word" xmlns:w="http://schemas.openxmlformats.org/wordprocessingml/2006/main" xmlns:a14="http://schemas.microsoft.com/office/drawing/2010/main" xmlns:mv="urn:schemas-microsoft-com:mac:vml" xmlns:mo="http://schemas.microsoft.com/office/mac/office/2008/main" w="9525">
+                            <a14:hiddenLine xmlns:mo="http://schemas.microsoft.com/office/mac/office/2008/main" xmlns:mv="urn:schemas-microsoft-com:mac:vml" xmlns:a14="http://schemas.microsoft.com/office/drawing/2010/main" xmlns:w="http://schemas.openxmlformats.org/wordprocessingml/2006/main" xmlns:w10="urn:schemas-microsoft-com:office:word" xmlns:v="urn:schemas-microsoft-com:vml" xmlns:o="urn:schemas-microsoft-com:office:office" xmlns="" w="9525">
                               <a:solidFill>
                                 <a:srgbClr val="000000"/>
                               </a:solidFill>
@@ -598,7 +598,15 @@
                                 <w:sz w:val="36"/>
                                 <w:szCs w:val="36"/>
                               </w:rPr>
-                              <w:t>10</w:t>
+                              <w:t>1</w:t>
+                            </w:r>
+                            <w:r>
+                              <w:rPr>
+                                <w:rFonts w:cstheme="minorHAnsi"/>
+                                <w:sz w:val="36"/>
+                                <w:szCs w:val="36"/>
+                              </w:rPr>
+                              <w:t>1</w:t>
                             </w:r>
                             <w:r>
                               <w:rPr>
@@ -614,7 +622,7 @@
                                 <w:sz w:val="36"/>
                                 <w:szCs w:val="36"/>
                               </w:rPr>
-                              <w:t>28</w:t>
+                              <w:t>11</w:t>
                             </w:r>
                             <w:r>
                               <w:rPr>
@@ -644,7 +652,11 @@
           </mc:Choice>
           <mc:Fallback>
             <w:pict>
-              <v:shape w14:anchorId="28027B79" id="Text Box 4" o:spid="_x0000_s1028" type="#_x0000_t202" style="position:absolute;margin-left:9pt;margin-top:306pt;width:6in;height:117pt;z-index:251616256;visibility:visible;mso-wrap-style:square;mso-width-percent:0;mso-height-percent:0;mso-wrap-distance-left:9pt;mso-wrap-distance-top:0;mso-wrap-distance-right:9pt;mso-wrap-distance-bottom:0;mso-position-horizontal:absolute;mso-position-horizontal-relative:text;mso-position-vertical:absolute;mso-position-vertical-relative:text;mso-width-percent:0;mso-height-percent:0;mso-width-relative:page;mso-height-relative:page;v-text-anchor:top" o:gfxdata="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" filled="f" stroked="f">
+              <v:shapetype w14:anchorId="28027B79" id="_x0000_t202" coordsize="21600,21600" o:spt="202" path="m,l,21600r21600,l21600,xe">
+                <v:stroke joinstyle="miter"/>
+                <v:path gradientshapeok="t" o:connecttype="rect"/>
+              </v:shapetype>
+              <v:shape id="Text Box 4" o:spid="_x0000_s1028" type="#_x0000_t202" style="position:absolute;margin-left:9pt;margin-top:306pt;width:6in;height:117pt;z-index:251616256;visibility:visible;mso-wrap-style:square;mso-width-percent:0;mso-height-percent:0;mso-wrap-distance-left:9pt;mso-wrap-distance-top:0;mso-wrap-distance-right:9pt;mso-wrap-distance-bottom:0;mso-position-horizontal:absolute;mso-position-horizontal-relative:text;mso-position-vertical:absolute;mso-position-vertical-relative:text;mso-width-percent:0;mso-height-percent:0;mso-width-relative:page;mso-height-relative:page;v-text-anchor:top" o:gfxdata="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" filled="f" stroked="f">
                 <v:textbox inset=",7.2pt,,7.2pt">
                   <w:txbxContent>
                     <w:p>
@@ -717,7 +729,15 @@
                           <w:sz w:val="36"/>
                           <w:szCs w:val="36"/>
                         </w:rPr>
-                        <w:t>10</w:t>
+                        <w:t>1</w:t>
+                      </w:r>
+                      <w:r>
+                        <w:rPr>
+                          <w:rFonts w:cstheme="minorHAnsi"/>
+                          <w:sz w:val="36"/>
+                          <w:szCs w:val="36"/>
+                        </w:rPr>
+                        <w:t>1</w:t>
                       </w:r>
                       <w:r>
                         <w:rPr>
@@ -733,7 +753,7 @@
                           <w:sz w:val="36"/>
                           <w:szCs w:val="36"/>
                         </w:rPr>
-                        <w:t>28</w:t>
+                        <w:t>11</w:t>
                       </w:r>
                       <w:r>
                         <w:rPr>
@@ -818,7 +838,7 @@
                         </a:effectLst>
                         <a:extLst>
                           <a:ext uri="{909E8E84-426E-40dd-AFC4-6F175D3DCCD1}">
-                            <a14:hiddenFill xmlns="" xmlns:o="urn:schemas-microsoft-com:office:office" xmlns:v="urn:schemas-microsoft-com:vml" xmlns:w10="urn:schemas-microsoft-com:office:word" xmlns:w="http://schemas.openxmlformats.org/wordprocessingml/2006/main" xmlns:a14="http://schemas.microsoft.com/office/drawing/2010/main" xmlns:mv="urn:schemas-microsoft-com:mac:vml" xmlns:mo="http://schemas.microsoft.com/office/mac/office/2008/main">
+                            <a14:hiddenFill xmlns:mo="http://schemas.microsoft.com/office/mac/office/2008/main" xmlns:mv="urn:schemas-microsoft-com:mac:vml" xmlns:a14="http://schemas.microsoft.com/office/drawing/2010/main" xmlns:w="http://schemas.openxmlformats.org/wordprocessingml/2006/main" xmlns:w10="urn:schemas-microsoft-com:office:word" xmlns:v="urn:schemas-microsoft-com:vml" xmlns:o="urn:schemas-microsoft-com:office:office" xmlns="">
                               <a:noFill/>
                             </a14:hiddenFill>
                           </a:ext>
@@ -900,14 +920,14 @@
                         </a:ln>
                         <a:extLst>
                           <a:ext uri="{909E8E84-426E-40dd-AFC4-6F175D3DCCD1}">
-                            <a14:hiddenFill xmlns="" xmlns:o="urn:schemas-microsoft-com:office:office" xmlns:v="urn:schemas-microsoft-com:vml" xmlns:w10="urn:schemas-microsoft-com:office:word" xmlns:w="http://schemas.openxmlformats.org/wordprocessingml/2006/main" xmlns:a14="http://schemas.microsoft.com/office/drawing/2010/main" xmlns:mv="urn:schemas-microsoft-com:mac:vml" xmlns:mo="http://schemas.microsoft.com/office/mac/office/2008/main">
+                            <a14:hiddenFill xmlns:mo="http://schemas.microsoft.com/office/mac/office/2008/main" xmlns:mv="urn:schemas-microsoft-com:mac:vml" xmlns:a14="http://schemas.microsoft.com/office/drawing/2010/main" xmlns:w="http://schemas.openxmlformats.org/wordprocessingml/2006/main" xmlns:w10="urn:schemas-microsoft-com:office:word" xmlns:v="urn:schemas-microsoft-com:vml" xmlns:o="urn:schemas-microsoft-com:office:office" xmlns="">
                               <a:solidFill>
                                 <a:srgbClr val="FFFFFF"/>
                               </a:solidFill>
                             </a14:hiddenFill>
                           </a:ext>
                           <a:ext uri="{91240B29-F687-4f45-9708-019B960494DF}">
-                            <a14:hiddenLine xmlns="" xmlns:o="urn:schemas-microsoft-com:office:office" xmlns:v="urn:schemas-microsoft-com:vml" xmlns:w10="urn:schemas-microsoft-com:office:word" xmlns:w="http://schemas.openxmlformats.org/wordprocessingml/2006/main" xmlns:a14="http://schemas.microsoft.com/office/drawing/2010/main" xmlns:mv="urn:schemas-microsoft-com:mac:vml" xmlns:mo="http://schemas.microsoft.com/office/mac/office/2008/main" w="9525">
+                            <a14:hiddenLine xmlns:mo="http://schemas.microsoft.com/office/mac/office/2008/main" xmlns:mv="urn:schemas-microsoft-com:mac:vml" xmlns:a14="http://schemas.microsoft.com/office/drawing/2010/main" xmlns:w="http://schemas.openxmlformats.org/wordprocessingml/2006/main" xmlns:w10="urn:schemas-microsoft-com:office:word" xmlns:v="urn:schemas-microsoft-com:vml" xmlns:o="urn:schemas-microsoft-com:office:office" xmlns="" w="9525">
                               <a:solidFill>
                                 <a:srgbClr val="000000"/>
                               </a:solidFill>
@@ -1978,7 +1998,7 @@
         <w:rPr>
           <w:noProof/>
         </w:rPr>
-        <w:instrText xml:space="preserve"> PAGEREF _Toc157513750 \h </w:instrText>
+        <w:instrText xml:space="preserve"> PAGEREF _Toc182833225 \h </w:instrText>
       </w:r>
       <w:r>
         <w:rPr>
@@ -2018,7 +2038,6 @@
       </w:pPr>
       <w:r>
         <w:rPr>
-          <w:rFonts w:eastAsiaTheme="minorEastAsia"/>
           <w:noProof/>
           <w:lang w:eastAsia="en-US"/>
         </w:rPr>
@@ -2037,11 +2056,10 @@
       </w:r>
       <w:r>
         <w:rPr>
-          <w:rFonts w:eastAsiaTheme="minorEastAsia"/>
           <w:noProof/>
           <w:lang w:eastAsia="en-US"/>
         </w:rPr>
-        <w:t>Service Parameters</w:t>
+        <w:t>Mandate</w:t>
       </w:r>
       <w:r>
         <w:rPr>
@@ -2059,7 +2077,7 @@
         <w:rPr>
           <w:noProof/>
         </w:rPr>
-        <w:instrText xml:space="preserve"> PAGEREF _Toc157513751 \h </w:instrText>
+        <w:instrText xml:space="preserve"> PAGEREF _Toc182833226 \h </w:instrText>
       </w:r>
       <w:r>
         <w:rPr>
@@ -2099,8 +2117,8 @@
       </w:pPr>
       <w:r>
         <w:rPr>
-          <w:rFonts w:eastAsiaTheme="minorEastAsia"/>
           <w:noProof/>
+          <w:lang w:eastAsia="en-US"/>
         </w:rPr>
         <w:t>3</w:t>
       </w:r>
@@ -2117,10 +2135,10 @@
       </w:r>
       <w:r>
         <w:rPr>
-          <w:rFonts w:eastAsiaTheme="minorEastAsia"/>
           <w:noProof/>
-        </w:rPr>
-        <w:t>Zone Definitions and Interpretation Consistency</w:t>
+          <w:lang w:eastAsia="en-US"/>
+        </w:rPr>
+        <w:t>Solution Approach</w:t>
       </w:r>
       <w:r>
         <w:rPr>
@@ -2138,7 +2156,7 @@
         <w:rPr>
           <w:noProof/>
         </w:rPr>
-        <w:instrText xml:space="preserve"> PAGEREF _Toc157513752 \h </w:instrText>
+        <w:instrText xml:space="preserve"> PAGEREF _Toc182833227 \h </w:instrText>
       </w:r>
       <w:r>
         <w:rPr>
@@ -2155,7 +2173,7 @@
         <w:rPr>
           <w:noProof/>
         </w:rPr>
-        <w:t>3</w:t>
+        <w:t>1</w:t>
       </w:r>
       <w:r>
         <w:rPr>
@@ -2166,7 +2184,11 @@
     </w:p>
     <w:p>
       <w:pPr>
-        <w:pStyle w:val="TOC1"/>
+        <w:pStyle w:val="TOC2"/>
+        <w:tabs>
+          <w:tab w:val="left" w:pos="1200"/>
+          <w:tab w:val="right" w:leader="dot" w:pos="9004"/>
+        </w:tabs>
         <w:rPr>
           <w:rFonts w:eastAsiaTheme="minorEastAsia" w:cstheme="minorBidi"/>
           <w:noProof/>
@@ -2178,10 +2200,10 @@
       </w:pPr>
       <w:r>
         <w:rPr>
-          <w:rFonts w:eastAsiaTheme="minorEastAsia"/>
           <w:noProof/>
-        </w:rPr>
-        <w:t>4</w:t>
+          <w:lang w:eastAsia="en-US"/>
+        </w:rPr>
+        <w:t>3.1</w:t>
       </w:r>
       <w:r>
         <w:rPr>
@@ -2196,10 +2218,10 @@
       </w:r>
       <w:r>
         <w:rPr>
-          <w:rFonts w:eastAsiaTheme="minorEastAsia"/>
           <w:noProof/>
-        </w:rPr>
-        <w:t>Basic Behaviors</w:t>
+          <w:lang w:eastAsia="en-US"/>
+        </w:rPr>
+        <w:t>Explanation of Solution Exploration Graph Notation</w:t>
       </w:r>
       <w:r>
         <w:rPr>
@@ -2217,7 +2239,7 @@
         <w:rPr>
           <w:noProof/>
         </w:rPr>
-        <w:instrText xml:space="preserve"> PAGEREF _Toc157513753 \h </w:instrText>
+        <w:instrText xml:space="preserve"> PAGEREF _Toc182833228 \h </w:instrText>
       </w:r>
       <w:r>
         <w:rPr>
@@ -2234,7 +2256,7 @@
         <w:rPr>
           <w:noProof/>
         </w:rPr>
-        <w:t>4</w:t>
+        <w:t>1</w:t>
       </w:r>
       <w:r>
         <w:rPr>
@@ -2245,7 +2267,11 @@
     </w:p>
     <w:p>
       <w:pPr>
-        <w:pStyle w:val="TOC1"/>
+        <w:pStyle w:val="TOC2"/>
+        <w:tabs>
+          <w:tab w:val="left" w:pos="1200"/>
+          <w:tab w:val="right" w:leader="dot" w:pos="9004"/>
+        </w:tabs>
         <w:rPr>
           <w:rFonts w:eastAsiaTheme="minorEastAsia" w:cstheme="minorBidi"/>
           <w:noProof/>
@@ -2257,10 +2283,9 @@
       </w:pPr>
       <w:r>
         <w:rPr>
-          <w:rFonts w:eastAsiaTheme="minorEastAsia"/>
           <w:noProof/>
         </w:rPr>
-        <w:t>5</w:t>
+        <w:t>3.2</w:t>
       </w:r>
       <w:r>
         <w:rPr>
@@ -2275,20 +2300,262 @@
       </w:r>
       <w:r>
         <w:rPr>
+          <w:noProof/>
+        </w:rPr>
+        <w:t>Apparent Solution Options</w:t>
+      </w:r>
+      <w:r>
+        <w:rPr>
+          <w:noProof/>
+        </w:rPr>
+        <w:tab/>
+      </w:r>
+      <w:r>
+        <w:rPr>
+          <w:noProof/>
+        </w:rPr>
+        <w:fldChar w:fldCharType="begin"/>
+      </w:r>
+      <w:r>
+        <w:rPr>
+          <w:noProof/>
+        </w:rPr>
+        <w:instrText xml:space="preserve"> PAGEREF _Toc182833229 \h </w:instrText>
+      </w:r>
+      <w:r>
+        <w:rPr>
+          <w:noProof/>
+        </w:rPr>
+      </w:r>
+      <w:r>
+        <w:rPr>
+          <w:noProof/>
+        </w:rPr>
+        <w:fldChar w:fldCharType="separate"/>
+      </w:r>
+      <w:r>
+        <w:rPr>
+          <w:noProof/>
+        </w:rPr>
+        <w:t>3</w:t>
+      </w:r>
+      <w:r>
+        <w:rPr>
+          <w:noProof/>
+        </w:rPr>
+        <w:fldChar w:fldCharType="end"/>
+      </w:r>
+    </w:p>
+    <w:p>
+      <w:pPr>
+        <w:pStyle w:val="TOC2"/>
+        <w:tabs>
+          <w:tab w:val="left" w:pos="1200"/>
+          <w:tab w:val="right" w:leader="dot" w:pos="9004"/>
+        </w:tabs>
+        <w:rPr>
+          <w:rFonts w:eastAsiaTheme="minorEastAsia" w:cstheme="minorBidi"/>
+          <w:noProof/>
+          <w:kern w:val="2"/>
+          <w:szCs w:val="24"/>
+          <w:lang w:eastAsia="en-US"/>
+          <w14:ligatures w14:val="standardContextual"/>
+        </w:rPr>
+      </w:pPr>
+      <w:r>
+        <w:rPr>
+          <w:noProof/>
+          <w:lang w:eastAsia="en-US"/>
+        </w:rPr>
+        <w:t>3.3</w:t>
+      </w:r>
+      <w:r>
+        <w:rPr>
+          <w:rFonts w:eastAsiaTheme="minorEastAsia" w:cstheme="minorBidi"/>
+          <w:noProof/>
+          <w:kern w:val="2"/>
+          <w:szCs w:val="24"/>
+          <w:lang w:eastAsia="en-US"/>
+          <w14:ligatures w14:val="standardContextual"/>
+        </w:rPr>
+        <w:tab/>
+      </w:r>
+      <w:r>
+        <w:rPr>
+          <w:noProof/>
+          <w:lang w:eastAsia="en-US"/>
+        </w:rPr>
+        <w:t>Solution Approach</w:t>
+      </w:r>
+      <w:r>
+        <w:rPr>
+          <w:noProof/>
+        </w:rPr>
+        <w:tab/>
+      </w:r>
+      <w:r>
+        <w:rPr>
+          <w:noProof/>
+        </w:rPr>
+        <w:fldChar w:fldCharType="begin"/>
+      </w:r>
+      <w:r>
+        <w:rPr>
+          <w:noProof/>
+        </w:rPr>
+        <w:instrText xml:space="preserve"> PAGEREF _Toc182833230 \h </w:instrText>
+      </w:r>
+      <w:r>
+        <w:rPr>
+          <w:noProof/>
+        </w:rPr>
+      </w:r>
+      <w:r>
+        <w:rPr>
+          <w:noProof/>
+        </w:rPr>
+        <w:fldChar w:fldCharType="separate"/>
+      </w:r>
+      <w:r>
+        <w:rPr>
+          <w:noProof/>
+        </w:rPr>
+        <w:t>4</w:t>
+      </w:r>
+      <w:r>
+        <w:rPr>
+          <w:noProof/>
+        </w:rPr>
+        <w:fldChar w:fldCharType="end"/>
+      </w:r>
+    </w:p>
+    <w:p>
+      <w:pPr>
+        <w:pStyle w:val="TOC1"/>
+        <w:rPr>
+          <w:rFonts w:eastAsiaTheme="minorEastAsia" w:cstheme="minorBidi"/>
+          <w:noProof/>
+          <w:kern w:val="2"/>
+          <w:szCs w:val="24"/>
+          <w:lang w:eastAsia="en-US"/>
+          <w14:ligatures w14:val="standardContextual"/>
+        </w:rPr>
+      </w:pPr>
+      <w:r>
+        <w:rPr>
+          <w:noProof/>
+          <w:lang w:eastAsia="en-US"/>
+        </w:rPr>
+        <w:t>4</w:t>
+      </w:r>
+      <w:r>
+        <w:rPr>
+          <w:rFonts w:eastAsiaTheme="minorEastAsia" w:cstheme="minorBidi"/>
+          <w:noProof/>
+          <w:kern w:val="2"/>
+          <w:szCs w:val="24"/>
+          <w:lang w:eastAsia="en-US"/>
+          <w14:ligatures w14:val="standardContextual"/>
+        </w:rPr>
+        <w:tab/>
+      </w:r>
+      <w:r>
+        <w:rPr>
+          <w:noProof/>
+          <w:lang w:eastAsia="en-US"/>
+        </w:rPr>
+        <w:t>Resulting Solution Behavior Requirements</w:t>
+      </w:r>
+      <w:r>
+        <w:rPr>
+          <w:noProof/>
+        </w:rPr>
+        <w:tab/>
+      </w:r>
+      <w:r>
+        <w:rPr>
+          <w:noProof/>
+        </w:rPr>
+        <w:fldChar w:fldCharType="begin"/>
+      </w:r>
+      <w:r>
+        <w:rPr>
+          <w:noProof/>
+        </w:rPr>
+        <w:instrText xml:space="preserve"> PAGEREF _Toc182833231 \h </w:instrText>
+      </w:r>
+      <w:r>
+        <w:rPr>
+          <w:noProof/>
+        </w:rPr>
+      </w:r>
+      <w:r>
+        <w:rPr>
+          <w:noProof/>
+        </w:rPr>
+        <w:fldChar w:fldCharType="separate"/>
+      </w:r>
+      <w:r>
+        <w:rPr>
+          <w:noProof/>
+        </w:rPr>
+        <w:t>6</w:t>
+      </w:r>
+      <w:r>
+        <w:rPr>
+          <w:noProof/>
+        </w:rPr>
+        <w:fldChar w:fldCharType="end"/>
+      </w:r>
+    </w:p>
+    <w:p>
+      <w:pPr>
+        <w:pStyle w:val="TOC1"/>
+        <w:rPr>
+          <w:rFonts w:eastAsiaTheme="minorEastAsia" w:cstheme="minorBidi"/>
+          <w:noProof/>
+          <w:kern w:val="2"/>
+          <w:szCs w:val="24"/>
+          <w:lang w:eastAsia="en-US"/>
+          <w14:ligatures w14:val="standardContextual"/>
+        </w:rPr>
+      </w:pPr>
+      <w:r>
+        <w:rPr>
           <w:rFonts w:eastAsiaTheme="minorEastAsia"/>
           <w:noProof/>
-        </w:rPr>
-        <w:t>Complex Behaviors</w:t>
-      </w:r>
-      <w:r>
-        <w:rPr>
+          <w:lang w:eastAsia="en-US"/>
+        </w:rPr>
+        <w:t>5</w:t>
+      </w:r>
+      <w:r>
+        <w:rPr>
+          <w:rFonts w:eastAsiaTheme="minorEastAsia" w:cstheme="minorBidi"/>
           <w:noProof/>
+          <w:kern w:val="2"/>
+          <w:szCs w:val="24"/>
+          <w:lang w:eastAsia="en-US"/>
+          <w14:ligatures w14:val="standardContextual"/>
         </w:rPr>
         <w:tab/>
       </w:r>
       <w:r>
         <w:rPr>
+          <w:rFonts w:eastAsiaTheme="minorEastAsia"/>
           <w:noProof/>
+          <w:lang w:eastAsia="en-US"/>
+        </w:rPr>
+        <w:t>Service Parameters</w:t>
+      </w:r>
+      <w:r>
+        <w:rPr>
+          <w:noProof/>
+        </w:rPr>
+        <w:tab/>
+      </w:r>
+      <w:r>
+        <w:rPr>
+          <w:noProof/>
         </w:rPr>
         <w:fldChar w:fldCharType="begin"/>
       </w:r>
@@ -2296,7 +2563,7 @@
         <w:rPr>
           <w:noProof/>
         </w:rPr>
-        <w:instrText xml:space="preserve"> PAGEREF _Toc157513754 \h </w:instrText>
+        <w:instrText xml:space="preserve"> PAGEREF _Toc182833232 \h </w:instrText>
       </w:r>
       <w:r>
         <w:rPr>
@@ -2313,7 +2580,7 @@
         <w:rPr>
           <w:noProof/>
         </w:rPr>
-        <w:t>9</w:t>
+        <w:t>8</w:t>
       </w:r>
       <w:r>
         <w:rPr>
@@ -2402,7 +2669,7 @@
           <w:rFonts w:eastAsiaTheme="minorEastAsia"/>
         </w:rPr>
       </w:pPr>
-      <w:bookmarkStart w:id="3" w:name="_Toc157513750"/>
+      <w:bookmarkStart w:id="3" w:name="_Toc182833225"/>
       <w:r>
         <w:rPr>
           <w:rFonts w:eastAsiaTheme="minorEastAsia"/>
@@ -2502,12 +2769,14 @@
           <w:lang w:eastAsia="en-US"/>
         </w:rPr>
       </w:pPr>
+      <w:bookmarkStart w:id="4" w:name="_Toc182833226"/>
       <w:r>
         <w:rPr>
           <w:lang w:eastAsia="en-US"/>
         </w:rPr>
         <w:t>Mandate</w:t>
       </w:r>
+      <w:bookmarkEnd w:id="4"/>
     </w:p>
     <w:p>
       <w:pPr>
@@ -2524,13 +2793,15 @@
           <w:lang w:eastAsia="en-US"/>
         </w:rPr>
       </w:pPr>
-      <w:bookmarkStart w:id="4" w:name="_Toc181283220"/>
+      <w:bookmarkStart w:id="5" w:name="_Toc181283220"/>
+      <w:bookmarkStart w:id="6" w:name="_Toc182833227"/>
       <w:r>
         <w:rPr>
           <w:lang w:eastAsia="en-US"/>
         </w:rPr>
         <w:t>Solution Approach</w:t>
       </w:r>
+      <w:bookmarkEnd w:id="6"/>
     </w:p>
     <w:p>
       <w:pPr>
@@ -2590,12 +2861,14 @@
           <w:lang w:eastAsia="en-US"/>
         </w:rPr>
       </w:pPr>
+      <w:bookmarkStart w:id="7" w:name="_Toc182833228"/>
       <w:r>
         <w:rPr>
           <w:lang w:eastAsia="en-US"/>
         </w:rPr>
         <w:t>Explanation of Solution Exploration Graph Notation</w:t>
       </w:r>
+      <w:bookmarkEnd w:id="7"/>
     </w:p>
     <w:p>
       <w:pPr>
@@ -2970,9 +3243,11 @@
       <w:pPr>
         <w:pStyle w:val="Heading2Num"/>
       </w:pPr>
+      <w:bookmarkStart w:id="8" w:name="_Toc182833229"/>
       <w:r>
         <w:t>Apparent Solution Options</w:t>
       </w:r>
+      <w:bookmarkEnd w:id="8"/>
     </w:p>
     <w:p>
       <w:pPr>
@@ -3194,6 +3469,7 @@
           <w:lang w:eastAsia="en-US"/>
         </w:rPr>
       </w:pPr>
+      <w:bookmarkStart w:id="9" w:name="_Toc182833230"/>
       <w:r>
         <w:rPr>
           <w:lang w:eastAsia="en-US"/>
@@ -3201,6 +3477,7 @@
         <w:lastRenderedPageBreak/>
         <w:t>Solution Approach</w:t>
       </w:r>
+      <w:bookmarkEnd w:id="9"/>
     </w:p>
     <w:p>
       <w:pPr>
@@ -4037,6 +4314,7 @@
           <w:lang w:eastAsia="en-US"/>
         </w:rPr>
       </w:pPr>
+      <w:bookmarkStart w:id="10" w:name="_Toc182833231"/>
       <w:r>
         <w:rPr>
           <w:lang w:eastAsia="en-US"/>
@@ -4050,13 +4328,14 @@
         </w:rPr>
         <w:t xml:space="preserve">Solution Behavior </w:t>
       </w:r>
-      <w:bookmarkEnd w:id="4"/>
+      <w:bookmarkEnd w:id="5"/>
       <w:r>
         <w:rPr>
           <w:lang w:eastAsia="en-US"/>
         </w:rPr>
         <w:t>Requirements</w:t>
       </w:r>
+      <w:bookmarkEnd w:id="10"/>
     </w:p>
     <w:p>
       <w:pPr>
@@ -4872,7 +5151,7 @@
           <w:lang w:eastAsia="en-US"/>
         </w:rPr>
       </w:pPr>
-      <w:bookmarkStart w:id="5" w:name="_Toc157513751"/>
+      <w:bookmarkStart w:id="11" w:name="_Toc182833232"/>
       <w:r>
         <w:rPr>
           <w:rFonts w:eastAsiaTheme="minorEastAsia"/>
@@ -4887,7 +5166,7 @@
         </w:rPr>
         <w:t xml:space="preserve"> Parameters</w:t>
       </w:r>
-      <w:bookmarkEnd w:id="5"/>
+      <w:bookmarkEnd w:id="11"/>
     </w:p>
     <w:p>
       <w:pPr>

--- a/doc/assurance/ZoneAlertService/3-Specification/B-Design/solutionApproach.docx
+++ b/doc/assurance/ZoneAlertService/3-Specification/B-Design/solutionApproach.docx
@@ -79,14 +79,14 @@
                         </a:ln>
                         <a:extLst>
                           <a:ext uri="{909E8E84-426E-40dd-AFC4-6F175D3DCCD1}">
-                            <a14:hiddenFill xmlns:mo="http://schemas.microsoft.com/office/mac/office/2008/main" xmlns:mv="urn:schemas-microsoft-com:mac:vml" xmlns:a14="http://schemas.microsoft.com/office/drawing/2010/main" xmlns:w="http://schemas.openxmlformats.org/wordprocessingml/2006/main" xmlns:w10="urn:schemas-microsoft-com:office:word" xmlns:v="urn:schemas-microsoft-com:vml" xmlns:o="urn:schemas-microsoft-com:office:office" xmlns="">
+                            <a14:hiddenFill xmlns="" xmlns:o="urn:schemas-microsoft-com:office:office" xmlns:v="urn:schemas-microsoft-com:vml" xmlns:w10="urn:schemas-microsoft-com:office:word" xmlns:w="http://schemas.openxmlformats.org/wordprocessingml/2006/main" xmlns:a14="http://schemas.microsoft.com/office/drawing/2010/main" xmlns:mv="urn:schemas-microsoft-com:mac:vml" xmlns:mo="http://schemas.microsoft.com/office/mac/office/2008/main">
                               <a:solidFill>
                                 <a:srgbClr val="FFFFFF"/>
                               </a:solidFill>
                             </a14:hiddenFill>
                           </a:ext>
                           <a:ext uri="{91240B29-F687-4f45-9708-019B960494DF}">
-                            <a14:hiddenLine xmlns:mo="http://schemas.microsoft.com/office/mac/office/2008/main" xmlns:mv="urn:schemas-microsoft-com:mac:vml" xmlns:a14="http://schemas.microsoft.com/office/drawing/2010/main" xmlns:w="http://schemas.openxmlformats.org/wordprocessingml/2006/main" xmlns:w10="urn:schemas-microsoft-com:office:word" xmlns:v="urn:schemas-microsoft-com:vml" xmlns:o="urn:schemas-microsoft-com:office:office" xmlns="" w="9525">
+                            <a14:hiddenLine xmlns="" xmlns:o="urn:schemas-microsoft-com:office:office" xmlns:v="urn:schemas-microsoft-com:vml" xmlns:w10="urn:schemas-microsoft-com:office:word" xmlns:w="http://schemas.openxmlformats.org/wordprocessingml/2006/main" xmlns:a14="http://schemas.microsoft.com/office/drawing/2010/main" xmlns:mv="urn:schemas-microsoft-com:mac:vml" xmlns:mo="http://schemas.microsoft.com/office/mac/office/2008/main" w="9525">
                               <a:solidFill>
                                 <a:srgbClr val="000000"/>
                               </a:solidFill>
@@ -291,7 +291,7 @@
                         </a:effectLst>
                         <a:extLst>
                           <a:ext uri="{909E8E84-426E-40dd-AFC4-6F175D3DCCD1}">
-                            <a14:hiddenFill xmlns:mo="http://schemas.microsoft.com/office/mac/office/2008/main" xmlns:mv="urn:schemas-microsoft-com:mac:vml" xmlns:a14="http://schemas.microsoft.com/office/drawing/2010/main" xmlns:w="http://schemas.openxmlformats.org/wordprocessingml/2006/main" xmlns:w10="urn:schemas-microsoft-com:office:word" xmlns:v="urn:schemas-microsoft-com:vml" xmlns:o="urn:schemas-microsoft-com:office:office" xmlns="">
+                            <a14:hiddenFill xmlns="" xmlns:o="urn:schemas-microsoft-com:office:office" xmlns:v="urn:schemas-microsoft-com:vml" xmlns:w10="urn:schemas-microsoft-com:office:word" xmlns:w="http://schemas.openxmlformats.org/wordprocessingml/2006/main" xmlns:a14="http://schemas.microsoft.com/office/drawing/2010/main" xmlns:mv="urn:schemas-microsoft-com:mac:vml" xmlns:mo="http://schemas.microsoft.com/office/mac/office/2008/main">
                               <a:noFill/>
                             </a14:hiddenFill>
                           </a:ext>
@@ -371,14 +371,14 @@
                         </a:ln>
                         <a:extLst>
                           <a:ext uri="{909E8E84-426E-40dd-AFC4-6F175D3DCCD1}">
-                            <a14:hiddenFill xmlns:mo="http://schemas.microsoft.com/office/mac/office/2008/main" xmlns:mv="urn:schemas-microsoft-com:mac:vml" xmlns:a14="http://schemas.microsoft.com/office/drawing/2010/main" xmlns:w="http://schemas.openxmlformats.org/wordprocessingml/2006/main" xmlns:w10="urn:schemas-microsoft-com:office:word" xmlns:v="urn:schemas-microsoft-com:vml" xmlns:o="urn:schemas-microsoft-com:office:office" xmlns="">
+                            <a14:hiddenFill xmlns="" xmlns:o="urn:schemas-microsoft-com:office:office" xmlns:v="urn:schemas-microsoft-com:vml" xmlns:w10="urn:schemas-microsoft-com:office:word" xmlns:w="http://schemas.openxmlformats.org/wordprocessingml/2006/main" xmlns:a14="http://schemas.microsoft.com/office/drawing/2010/main" xmlns:mv="urn:schemas-microsoft-com:mac:vml" xmlns:mo="http://schemas.microsoft.com/office/mac/office/2008/main">
                               <a:solidFill>
                                 <a:srgbClr val="FFFFFF"/>
                               </a:solidFill>
                             </a14:hiddenFill>
                           </a:ext>
                           <a:ext uri="{91240B29-F687-4f45-9708-019B960494DF}">
-                            <a14:hiddenLine xmlns:mo="http://schemas.microsoft.com/office/mac/office/2008/main" xmlns:mv="urn:schemas-microsoft-com:mac:vml" xmlns:a14="http://schemas.microsoft.com/office/drawing/2010/main" xmlns:w="http://schemas.openxmlformats.org/wordprocessingml/2006/main" xmlns:w10="urn:schemas-microsoft-com:office:word" xmlns:v="urn:schemas-microsoft-com:vml" xmlns:o="urn:schemas-microsoft-com:office:office" xmlns="" w="9525">
+                            <a14:hiddenLine xmlns="" xmlns:o="urn:schemas-microsoft-com:office:office" xmlns:v="urn:schemas-microsoft-com:vml" xmlns:w10="urn:schemas-microsoft-com:office:word" xmlns:w="http://schemas.openxmlformats.org/wordprocessingml/2006/main" xmlns:a14="http://schemas.microsoft.com/office/drawing/2010/main" xmlns:mv="urn:schemas-microsoft-com:mac:vml" xmlns:mo="http://schemas.microsoft.com/office/mac/office/2008/main" w="9525">
                               <a:solidFill>
                                 <a:srgbClr val="000000"/>
                               </a:solidFill>
@@ -508,14 +508,14 @@
                         </a:ln>
                         <a:extLst>
                           <a:ext uri="{909E8E84-426E-40dd-AFC4-6F175D3DCCD1}">
-                            <a14:hiddenFill xmlns:mo="http://schemas.microsoft.com/office/mac/office/2008/main" xmlns:mv="urn:schemas-microsoft-com:mac:vml" xmlns:a14="http://schemas.microsoft.com/office/drawing/2010/main" xmlns:w="http://schemas.openxmlformats.org/wordprocessingml/2006/main" xmlns:w10="urn:schemas-microsoft-com:office:word" xmlns:v="urn:schemas-microsoft-com:vml" xmlns:o="urn:schemas-microsoft-com:office:office" xmlns="">
+                            <a14:hiddenFill xmlns="" xmlns:o="urn:schemas-microsoft-com:office:office" xmlns:v="urn:schemas-microsoft-com:vml" xmlns:w10="urn:schemas-microsoft-com:office:word" xmlns:w="http://schemas.openxmlformats.org/wordprocessingml/2006/main" xmlns:a14="http://schemas.microsoft.com/office/drawing/2010/main" xmlns:mv="urn:schemas-microsoft-com:mac:vml" xmlns:mo="http://schemas.microsoft.com/office/mac/office/2008/main">
                               <a:solidFill>
                                 <a:srgbClr val="FFFFFF"/>
                               </a:solidFill>
                             </a14:hiddenFill>
                           </a:ext>
                           <a:ext uri="{91240B29-F687-4f45-9708-019B960494DF}">
-                            <a14:hiddenLine xmlns:mo="http://schemas.microsoft.com/office/mac/office/2008/main" xmlns:mv="urn:schemas-microsoft-com:mac:vml" xmlns:a14="http://schemas.microsoft.com/office/drawing/2010/main" xmlns:w="http://schemas.openxmlformats.org/wordprocessingml/2006/main" xmlns:w10="urn:schemas-microsoft-com:office:word" xmlns:v="urn:schemas-microsoft-com:vml" xmlns:o="urn:schemas-microsoft-com:office:office" xmlns="" w="9525">
+                            <a14:hiddenLine xmlns="" xmlns:o="urn:schemas-microsoft-com:office:office" xmlns:v="urn:schemas-microsoft-com:vml" xmlns:w10="urn:schemas-microsoft-com:office:word" xmlns:w="http://schemas.openxmlformats.org/wordprocessingml/2006/main" xmlns:a14="http://schemas.microsoft.com/office/drawing/2010/main" xmlns:mv="urn:schemas-microsoft-com:mac:vml" xmlns:mo="http://schemas.microsoft.com/office/mac/office/2008/main" w="9525">
                               <a:solidFill>
                                 <a:srgbClr val="000000"/>
                               </a:solidFill>
@@ -838,7 +838,7 @@
                         </a:effectLst>
                         <a:extLst>
                           <a:ext uri="{909E8E84-426E-40dd-AFC4-6F175D3DCCD1}">
-                            <a14:hiddenFill xmlns:mo="http://schemas.microsoft.com/office/mac/office/2008/main" xmlns:mv="urn:schemas-microsoft-com:mac:vml" xmlns:a14="http://schemas.microsoft.com/office/drawing/2010/main" xmlns:w="http://schemas.openxmlformats.org/wordprocessingml/2006/main" xmlns:w10="urn:schemas-microsoft-com:office:word" xmlns:v="urn:schemas-microsoft-com:vml" xmlns:o="urn:schemas-microsoft-com:office:office" xmlns="">
+                            <a14:hiddenFill xmlns="" xmlns:o="urn:schemas-microsoft-com:office:office" xmlns:v="urn:schemas-microsoft-com:vml" xmlns:w10="urn:schemas-microsoft-com:office:word" xmlns:w="http://schemas.openxmlformats.org/wordprocessingml/2006/main" xmlns:a14="http://schemas.microsoft.com/office/drawing/2010/main" xmlns:mv="urn:schemas-microsoft-com:mac:vml" xmlns:mo="http://schemas.microsoft.com/office/mac/office/2008/main">
                               <a:noFill/>
                             </a14:hiddenFill>
                           </a:ext>
@@ -920,14 +920,14 @@
                         </a:ln>
                         <a:extLst>
                           <a:ext uri="{909E8E84-426E-40dd-AFC4-6F175D3DCCD1}">
-                            <a14:hiddenFill xmlns:mo="http://schemas.microsoft.com/office/mac/office/2008/main" xmlns:mv="urn:schemas-microsoft-com:mac:vml" xmlns:a14="http://schemas.microsoft.com/office/drawing/2010/main" xmlns:w="http://schemas.openxmlformats.org/wordprocessingml/2006/main" xmlns:w10="urn:schemas-microsoft-com:office:word" xmlns:v="urn:schemas-microsoft-com:vml" xmlns:o="urn:schemas-microsoft-com:office:office" xmlns="">
+                            <a14:hiddenFill xmlns="" xmlns:o="urn:schemas-microsoft-com:office:office" xmlns:v="urn:schemas-microsoft-com:vml" xmlns:w10="urn:schemas-microsoft-com:office:word" xmlns:w="http://schemas.openxmlformats.org/wordprocessingml/2006/main" xmlns:a14="http://schemas.microsoft.com/office/drawing/2010/main" xmlns:mv="urn:schemas-microsoft-com:mac:vml" xmlns:mo="http://schemas.microsoft.com/office/mac/office/2008/main">
                               <a:solidFill>
                                 <a:srgbClr val="FFFFFF"/>
                               </a:solidFill>
                             </a14:hiddenFill>
                           </a:ext>
                           <a:ext uri="{91240B29-F687-4f45-9708-019B960494DF}">
-                            <a14:hiddenLine xmlns:mo="http://schemas.microsoft.com/office/mac/office/2008/main" xmlns:mv="urn:schemas-microsoft-com:mac:vml" xmlns:a14="http://schemas.microsoft.com/office/drawing/2010/main" xmlns:w="http://schemas.openxmlformats.org/wordprocessingml/2006/main" xmlns:w10="urn:schemas-microsoft-com:office:word" xmlns:v="urn:schemas-microsoft-com:vml" xmlns:o="urn:schemas-microsoft-com:office:office" xmlns="" w="9525">
+                            <a14:hiddenLine xmlns="" xmlns:o="urn:schemas-microsoft-com:office:office" xmlns:v="urn:schemas-microsoft-com:vml" xmlns:w10="urn:schemas-microsoft-com:office:word" xmlns:w="http://schemas.openxmlformats.org/wordprocessingml/2006/main" xmlns:a14="http://schemas.microsoft.com/office/drawing/2010/main" xmlns:mv="urn:schemas-microsoft-com:mac:vml" xmlns:mo="http://schemas.microsoft.com/office/mac/office/2008/main" w="9525">
                               <a:solidFill>
                                 <a:srgbClr val="000000"/>
                               </a:solidFill>
@@ -1880,6 +1880,68 @@
           </w:p>
         </w:tc>
       </w:tr>
+      <w:tr>
+        <w:tc>
+          <w:tcPr>
+            <w:tcW w:w="2335" w:type="dxa"/>
+          </w:tcPr>
+          <w:p>
+            <w:pPr>
+              <w:ind w:firstLine="0"/>
+              <w:jc w:val="center"/>
+              <w:rPr>
+                <w:lang w:eastAsia="en-US"/>
+              </w:rPr>
+            </w:pPr>
+            <w:r>
+              <w:rPr>
+                <w:lang w:eastAsia="en-US"/>
+              </w:rPr>
+              <w:t>V0.12</w:t>
+            </w:r>
+          </w:p>
+        </w:tc>
+        <w:tc>
+          <w:tcPr>
+            <w:tcW w:w="1800" w:type="dxa"/>
+          </w:tcPr>
+          <w:p>
+            <w:pPr>
+              <w:ind w:firstLine="0"/>
+              <w:jc w:val="center"/>
+              <w:rPr>
+                <w:lang w:eastAsia="en-US"/>
+              </w:rPr>
+            </w:pPr>
+            <w:r>
+              <w:rPr>
+                <w:lang w:eastAsia="en-US"/>
+              </w:rPr>
+              <w:t>12/9/2024</w:t>
+            </w:r>
+          </w:p>
+        </w:tc>
+        <w:tc>
+          <w:tcPr>
+            <w:tcW w:w="4869" w:type="dxa"/>
+          </w:tcPr>
+          <w:p>
+            <w:pPr>
+              <w:ind w:firstLine="0"/>
+              <w:jc w:val="left"/>
+              <w:rPr>
+                <w:lang w:eastAsia="en-US"/>
+              </w:rPr>
+            </w:pPr>
+            <w:r>
+              <w:rPr>
+                <w:lang w:eastAsia="en-US"/>
+              </w:rPr>
+              <w:t>Updated for 2D zone violation semantics.</w:t>
+            </w:r>
+          </w:p>
+        </w:tc>
+      </w:tr>
     </w:tbl>
     <w:p>
       <w:pPr>
@@ -2793,15 +2855,15 @@
           <w:lang w:eastAsia="en-US"/>
         </w:rPr>
       </w:pPr>
-      <w:bookmarkStart w:id="5" w:name="_Toc181283220"/>
-      <w:bookmarkStart w:id="6" w:name="_Toc182833227"/>
+      <w:bookmarkStart w:id="5" w:name="_Toc182833227"/>
+      <w:bookmarkStart w:id="6" w:name="_Toc181283220"/>
       <w:r>
         <w:rPr>
           <w:lang w:eastAsia="en-US"/>
         </w:rPr>
         <w:t>Solution Approach</w:t>
       </w:r>
-      <w:bookmarkEnd w:id="6"/>
+      <w:bookmarkEnd w:id="5"/>
     </w:p>
     <w:p>
       <w:pPr>
@@ -3310,7 +3372,6 @@
         </w:rPr>
         <w:t xml:space="preserve">Provide a service that provides band information, </w:t>
       </w:r>
-      <w:proofErr w:type="gramStart"/>
       <w:r>
         <w:rPr>
           <w:lang w:eastAsia="en-US"/>
@@ -3321,14 +3382,7 @@
         <w:rPr>
           <w:lang w:eastAsia="en-US"/>
         </w:rPr>
-        <w:t xml:space="preserve"> to</w:t>
-      </w:r>
-      <w:proofErr w:type="gramEnd"/>
-      <w:r>
-        <w:rPr>
-          <w:lang w:eastAsia="en-US"/>
-        </w:rPr>
-        <w:t xml:space="preserve"> DAIDALUS, allowing one to know how long until a zone violation with any given zone in any given direction a vehicle might fly within some fixed future time window.</w:t>
+        <w:t xml:space="preserve"> to DAIDALUS, allowing one to know how long until a zone violation with any given zone in any given direction a vehicle might fly within some fixed future time window.</w:t>
       </w:r>
     </w:p>
     <w:p>
@@ -3759,25 +3813,7 @@
           <w:color w:val="FF0000"/>
           <w:lang w:eastAsia="en-US"/>
         </w:rPr>
-        <w:t xml:space="preserve">A remaining important consideration is time of </w:t>
-      </w:r>
-      <w:proofErr w:type="spellStart"/>
-      <w:proofErr w:type="gramStart"/>
-      <w:r>
-        <w:rPr>
-          <w:color w:val="FF0000"/>
-          <w:lang w:eastAsia="en-US"/>
-        </w:rPr>
-        <w:t>a</w:t>
-      </w:r>
-      <w:proofErr w:type="spellEnd"/>
-      <w:proofErr w:type="gramEnd"/>
-      <w:r>
-        <w:rPr>
-          <w:color w:val="FF0000"/>
-          <w:lang w:eastAsia="en-US"/>
-        </w:rPr>
-        <w:t xml:space="preserve"> alert service, </w:t>
+        <w:t xml:space="preserve">A remaining important consideration is time of a alert service, </w:t>
       </w:r>
       <w:r>
         <w:rPr>
@@ -3973,7 +4009,7 @@
         <w:rPr>
           <w:lang w:eastAsia="en-US"/>
         </w:rPr>
-        <w:t>Merged Zones</w:t>
+        <w:t>Zone Merging Semantics</w:t>
       </w:r>
     </w:p>
     <w:p>
@@ -3987,60 +4023,242 @@
         <w:rPr>
           <w:lang w:eastAsia="en-US"/>
         </w:rPr>
-        <w:t xml:space="preserve">The semantics of staying within a declared keep-in zone are somewhat complicated. </w:t>
+        <w:t>Zones received as declarations from other services are defined as 3-dimensional polyhedral. They have a maximum and minimum altitude in the vertical (altitude) plain and a polygon boundary in the horizontal plane.</w:t>
+      </w:r>
+    </w:p>
+    <w:p>
+      <w:pPr>
+        <w:ind w:firstLine="0"/>
+        <w:rPr>
+          <w:lang w:eastAsia="en-US"/>
+        </w:rPr>
+      </w:pPr>
+    </w:p>
+    <w:p>
+      <w:pPr>
+        <w:ind w:firstLine="0"/>
+        <w:rPr>
+          <w:lang w:eastAsia="en-US"/>
+        </w:rPr>
+      </w:pPr>
+      <w:r>
+        <w:rPr>
+          <w:lang w:eastAsia="en-US"/>
+        </w:rPr>
+        <w:t xml:space="preserve">Ideally, a zone alerting system would alert against these original zones. However, the original zones are not used for two reasons. </w:t>
+      </w:r>
+    </w:p>
+    <w:p>
+      <w:pPr>
+        <w:pStyle w:val="ListParagraph"/>
+        <w:numPr>
+          <w:ilvl w:val="0"/>
+          <w:numId w:val="80"/>
+        </w:numPr>
+        <w:rPr>
+          <w:lang w:eastAsia="en-US"/>
+        </w:rPr>
+      </w:pPr>
+      <w:r>
+        <w:rPr>
+          <w:lang w:eastAsia="en-US"/>
+        </w:rPr>
+        <w:lastRenderedPageBreak/>
+        <w:t xml:space="preserve">OpenUxAS’s route planning services adjusts the geometry of zones by merging overlapping zones of the same type and by adjusting their geometry with some of (but not all of!) their declared padding. It is useful for the zone alert system to alert for violations of the same geometry as that which is applied in route planning. Therefore, zone alerting must </w:t>
+      </w:r>
+      <w:r>
+        <w:rPr>
+          <w:lang w:eastAsia="en-US"/>
+        </w:rPr>
+        <w:t>apply</w:t>
+      </w:r>
+      <w:r>
+        <w:rPr>
+          <w:lang w:eastAsia="en-US"/>
+        </w:rPr>
+        <w:t xml:space="preserve"> merged and modified zone geometry. </w:t>
+      </w:r>
+    </w:p>
+    <w:p>
+      <w:pPr>
+        <w:pStyle w:val="ListParagraph"/>
+        <w:numPr>
+          <w:ilvl w:val="0"/>
+          <w:numId w:val="80"/>
+        </w:numPr>
+        <w:rPr>
+          <w:lang w:eastAsia="en-US"/>
+        </w:rPr>
+      </w:pPr>
+      <w:r>
+        <w:rPr>
+          <w:lang w:eastAsia="en-US"/>
+        </w:rPr>
+        <w:t xml:space="preserve">Keep-in zones are applied under the assumption that a vehicle must stay inside any declared keep-in one zone that the vehicle is within at mission start. Furthermore, staying within such a keep-in zone includes staying within the original zone OR any overlapping zone. A solution to this problem is to consider keep-in zones to be implicitly merged by overlap. </w:t>
+      </w:r>
+    </w:p>
+    <w:p>
+      <w:pPr>
+        <w:ind w:firstLine="0"/>
+        <w:rPr>
+          <w:lang w:eastAsia="en-US"/>
+        </w:rPr>
+      </w:pPr>
+    </w:p>
+    <w:p>
+      <w:pPr>
+        <w:ind w:firstLine="0"/>
+        <w:rPr>
+          <w:lang w:eastAsia="en-US"/>
+        </w:rPr>
+      </w:pPr>
+      <w:r>
+        <w:rPr>
+          <w:lang w:eastAsia="en-US"/>
+        </w:rPr>
+        <w:t xml:space="preserve">The existing OpenUxAS merging semantics performs 2D zone merging. All zone polygon boundaries in the horizontal plane are merged by overlap. Altitude limits of zones (maximum and minimum altitudes forming a 3D polyhedron) are not considered. The resulting merged zones form polygon boundaries in the horizontal plane and disallow and include </w:t>
+      </w:r>
+      <w:r>
+        <w:rPr>
+          <w:b/>
+          <w:bCs/>
+          <w:lang w:eastAsia="en-US"/>
+        </w:rPr>
+        <w:t>all</w:t>
+      </w:r>
+      <w:r>
+        <w:rPr>
+          <w:lang w:eastAsia="en-US"/>
+        </w:rPr>
+        <w:t xml:space="preserve"> altitudes within those boundaries. </w:t>
+      </w:r>
+    </w:p>
+    <w:p>
+      <w:pPr>
+        <w:ind w:firstLine="0"/>
+        <w:rPr>
+          <w:lang w:eastAsia="en-US"/>
+        </w:rPr>
+      </w:pPr>
+    </w:p>
+    <w:p>
+      <w:pPr>
+        <w:ind w:firstLine="0"/>
+        <w:rPr>
+          <w:lang w:eastAsia="en-US"/>
+        </w:rPr>
+      </w:pPr>
+      <w:r>
+        <w:rPr>
+          <w:lang w:eastAsia="en-US"/>
+        </w:rPr>
+        <w:t>Therefore, Zone Alerting applies the above 2D merging semantics and the resulting zones against which it alerts are not the same as the original declared zones.</w:t>
+      </w:r>
+    </w:p>
+    <w:p>
+      <w:pPr>
+        <w:ind w:firstLine="0"/>
+        <w:rPr>
+          <w:lang w:eastAsia="en-US"/>
+        </w:rPr>
+      </w:pPr>
+    </w:p>
+    <w:p>
+      <w:pPr>
+        <w:ind w:firstLine="0"/>
+        <w:rPr>
+          <w:lang w:eastAsia="en-US"/>
+        </w:rPr>
+      </w:pPr>
+      <w:r>
+        <w:rPr>
+          <w:lang w:eastAsia="en-US"/>
+        </w:rPr>
+        <w:t>For this reason,</w:t>
+      </w:r>
+    </w:p>
+    <w:p>
+      <w:pPr>
+        <w:ind w:firstLine="0"/>
+        <w:rPr>
+          <w:lang w:eastAsia="en-US"/>
+        </w:rPr>
+      </w:pPr>
+    </w:p>
+    <w:p>
+      <w:pPr>
+        <w:pStyle w:val="ListParagraph"/>
+        <w:numPr>
+          <w:ilvl w:val="0"/>
+          <w:numId w:val="81"/>
+        </w:numPr>
+        <w:rPr>
+          <w:lang w:eastAsia="en-US"/>
+        </w:rPr>
+      </w:pPr>
+      <w:r>
+        <w:rPr>
+          <w:lang w:eastAsia="en-US"/>
+        </w:rPr>
+        <w:t>The Zone Alert Service re-declares merged zones, presenting the resulting merge 2D geometry to the OpenUxAS service (any listeners)</w:t>
+      </w:r>
+    </w:p>
+    <w:p>
+      <w:pPr>
+        <w:pStyle w:val="ListParagraph"/>
+        <w:numPr>
+          <w:ilvl w:val="0"/>
+          <w:numId w:val="81"/>
+        </w:numPr>
+        <w:rPr>
+          <w:lang w:eastAsia="en-US"/>
+        </w:rPr>
+      </w:pPr>
+      <w:r>
+        <w:rPr>
+          <w:lang w:eastAsia="en-US"/>
+        </w:rPr>
+        <w:t>When a Zone Alert is declared, it is declared against these zones. The IDs of these ‘merged zones’ are used so that services applying the Zone Alert Service can understand the geometries of zones for which alerts are issued.</w:t>
       </w:r>
     </w:p>
     <w:p>
       <w:pPr>
         <w:pStyle w:val="Heading3"/>
         <w:rPr>
+          <w:lang w:eastAsia="en-US"/>
+        </w:rPr>
+      </w:pPr>
+      <w:r>
+        <w:rPr>
+          <w:lang w:eastAsia="en-US"/>
+        </w:rPr>
+        <w:t>Zone Violation Semantics</w:t>
+      </w:r>
+    </w:p>
+    <w:p>
+      <w:pPr>
+        <w:pStyle w:val="Heading3"/>
+        <w:rPr>
           <w:rFonts w:eastAsiaTheme="minorEastAsia"/>
+          <w:i w:val="0"/>
+          <w:iCs/>
         </w:rPr>
       </w:pPr>
       <w:r>
         <w:rPr>
           <w:rFonts w:eastAsiaTheme="minorEastAsia"/>
-        </w:rPr>
-        <w:t xml:space="preserve">What </w:t>
+          <w:i w:val="0"/>
+          <w:iCs/>
+        </w:rPr>
+        <w:t>Zone violations have the following semantics</w:t>
       </w:r>
       <w:r>
         <w:rPr>
           <w:rFonts w:eastAsiaTheme="minorEastAsia"/>
-        </w:rPr>
-        <w:t xml:space="preserve">Operating Region </w:t>
-      </w:r>
-      <w:proofErr w:type="gramStart"/>
-      <w:r>
-        <w:rPr>
-          <w:rFonts w:eastAsiaTheme="minorEastAsia"/>
-        </w:rPr>
-        <w:t xml:space="preserve">Zones </w:t>
-      </w:r>
-      <w:r>
-        <w:rPr>
-          <w:rFonts w:eastAsiaTheme="minorEastAsia"/>
-        </w:rPr>
-        <w:t xml:space="preserve"> to</w:t>
-      </w:r>
-      <w:proofErr w:type="gramEnd"/>
-      <w:r>
-        <w:rPr>
-          <w:rFonts w:eastAsiaTheme="minorEastAsia"/>
-        </w:rPr>
-        <w:t xml:space="preserve"> Consider Against What Vehicles</w:t>
-      </w:r>
-    </w:p>
-    <w:p>
-      <w:pPr>
-        <w:rPr>
-          <w:rFonts w:eastAsiaTheme="minorEastAsia"/>
-        </w:rPr>
-      </w:pPr>
-      <w:r>
-        <w:rPr>
-          <w:rFonts w:eastAsiaTheme="minorEastAsia"/>
-        </w:rPr>
-        <w:t xml:space="preserve">Zones are defined independent of </w:t>
+          <w:i w:val="0"/>
+          <w:iCs/>
+        </w:rPr>
+        <w:t xml:space="preserve"> against </w:t>
       </w:r>
       <w:r>
         <w:rPr>
@@ -4048,20 +4266,214 @@
           <w:b/>
           <w:bCs/>
         </w:rPr>
+        <w:t>merged</w:t>
+      </w:r>
+      <w:r>
+        <w:rPr>
+          <w:rFonts w:eastAsiaTheme="minorEastAsia"/>
+          <w:i w:val="0"/>
+          <w:iCs/>
+        </w:rPr>
+        <w:t xml:space="preserve"> zones. (See above for information about merged zones):</w:t>
+      </w:r>
+    </w:p>
+    <w:p>
+      <w:pPr>
+        <w:pStyle w:val="NormalNoIndent"/>
+        <w:numPr>
+          <w:ilvl w:val="0"/>
+          <w:numId w:val="82"/>
+        </w:numPr>
+        <w:rPr>
+          <w:lang w:eastAsia="de-DE"/>
+        </w:rPr>
+      </w:pPr>
+      <w:r>
+        <w:rPr>
+          <w:lang w:eastAsia="de-DE"/>
+        </w:rPr>
+        <w:t>Keep-Out Zone Violation: A vehicle is in violation with a merged keep-out zone if and only if the position of the vehicle is in or on the polygonal boundary of the zone in the horizontal plane.</w:t>
+      </w:r>
+    </w:p>
+    <w:p>
+      <w:pPr>
+        <w:pStyle w:val="ListParagraph"/>
+        <w:numPr>
+          <w:ilvl w:val="0"/>
+          <w:numId w:val="82"/>
+        </w:numPr>
+      </w:pPr>
+      <w:r>
+        <w:t>Keep-In Zone Violation: A vehicle is in violation with a merged keep-in zone if and only if the vehicle was in or on the polygonal boundary of the zone in its initial reported position to OpenUxAS and its current position is outside of that zone’s polygonal boundary.</w:t>
+      </w:r>
+    </w:p>
+    <w:p>
+      <w:pPr>
+        <w:pStyle w:val="ListParagraph"/>
+        <w:ind w:firstLine="0"/>
+      </w:pPr>
+    </w:p>
+    <w:p>
+      <w:pPr>
+        <w:ind w:firstLine="0"/>
+        <w:rPr>
+          <w:rFonts w:eastAsiaTheme="minorEastAsia"/>
+        </w:rPr>
+      </w:pPr>
+      <w:r>
+        <w:rPr>
+          <w:rFonts w:eastAsiaTheme="minorEastAsia"/>
+        </w:rPr>
+        <w:t xml:space="preserve">In addition, the Zone Alert System makes imminent zone violation alerts. It does so using the reported immediate velocity of a given vehicle state report. When a vehicle issues a state </w:t>
+      </w:r>
+      <w:r>
+        <w:rPr>
+          <w:rFonts w:eastAsiaTheme="minorEastAsia"/>
+        </w:rPr>
+        <w:lastRenderedPageBreak/>
+        <w:t xml:space="preserve">report, it issues the position of the vehicle and the current linear velocity of the vehicle (along with other information (acceleration, etc.) The Zone Alert System ignores acceleration and path interpretation and considers whether a projection of a vehicle from its reported position along vector of its immediate velocity will violate a zone within a given lookahead time. </w:t>
+      </w:r>
+    </w:p>
+    <w:p>
+      <w:pPr>
+        <w:ind w:firstLine="0"/>
+        <w:rPr>
+          <w:rFonts w:eastAsiaTheme="minorEastAsia"/>
+        </w:rPr>
+      </w:pPr>
+    </w:p>
+    <w:p>
+      <w:pPr>
+        <w:ind w:firstLine="0"/>
+        <w:rPr>
+          <w:rFonts w:eastAsiaTheme="minorEastAsia"/>
+        </w:rPr>
+      </w:pPr>
+      <w:r>
+        <w:rPr>
+          <w:rFonts w:eastAsiaTheme="minorEastAsia"/>
+        </w:rPr>
+        <w:t>The lookahead time is set when the service is initiated and is constant.</w:t>
+      </w:r>
+    </w:p>
+    <w:p>
+      <w:pPr>
+        <w:ind w:firstLine="0"/>
+        <w:rPr>
+          <w:rFonts w:eastAsiaTheme="minorEastAsia"/>
+        </w:rPr>
+      </w:pPr>
+    </w:p>
+    <w:p>
+      <w:pPr>
+        <w:ind w:firstLine="0"/>
+        <w:rPr>
+          <w:rFonts w:eastAsiaTheme="minorEastAsia"/>
+        </w:rPr>
+      </w:pPr>
+      <w:r>
+        <w:rPr>
+          <w:rFonts w:eastAsiaTheme="minorEastAsia"/>
+        </w:rPr>
+        <w:t>Imminent violations are defined and reported as follows:</w:t>
+      </w:r>
+    </w:p>
+    <w:p>
+      <w:pPr>
+        <w:ind w:firstLine="0"/>
+        <w:rPr>
+          <w:rFonts w:eastAsiaTheme="minorEastAsia"/>
+        </w:rPr>
+      </w:pPr>
+    </w:p>
+    <w:p>
+      <w:pPr>
+        <w:pStyle w:val="ListParagraph"/>
+        <w:numPr>
+          <w:ilvl w:val="0"/>
+          <w:numId w:val="83"/>
+        </w:numPr>
+        <w:rPr>
+          <w:rFonts w:eastAsiaTheme="minorEastAsia"/>
+        </w:rPr>
+      </w:pPr>
+      <w:r>
+        <w:rPr>
+          <w:rFonts w:eastAsiaTheme="minorEastAsia"/>
+        </w:rPr>
+        <w:t>Imminent Keep-Out Zone Violation: A vehicle is in imminent violation of a merged keep-out zone if the vehicle is not currently in violation with the keep-out zone and one or more positions on the displacement vector from the reported vehicle position along the vehicle’s reported linear velocity vector to the position that would be occupied at lookahead time (from the time reported in the vehicle state report)  is on or within the keep-out zone polygon in the horizontal plane.</w:t>
+      </w:r>
+    </w:p>
+    <w:p>
+      <w:pPr>
+        <w:pStyle w:val="ListParagraph"/>
+        <w:numPr>
+          <w:ilvl w:val="0"/>
+          <w:numId w:val="83"/>
+        </w:numPr>
+        <w:rPr>
+          <w:rFonts w:eastAsiaTheme="minorEastAsia"/>
+        </w:rPr>
+      </w:pPr>
+      <w:r>
+        <w:rPr>
+          <w:rFonts w:eastAsiaTheme="minorEastAsia"/>
+        </w:rPr>
+        <w:t>Imminent Keep-In Zone Violation: A vehicle is in imminent violation of a merged keep-in zone if the vehicle was in or on the keep-in zone’s polygon boundary in the horizontal plane in its first published vehicle state report, the vehicle is not currently in violation of the keep-in zone  and one or more positions on the displacement vector from the reported vehicle position along the vehicle’s reported linear velocity vector to the position that would be occupied at lookahead time (from the time reported in the vehicle state report) is outside the keep-in zone polygonal boundary in the horizontal plane.</w:t>
+      </w:r>
+    </w:p>
+    <w:p>
+      <w:pPr>
+        <w:pStyle w:val="Heading3"/>
+        <w:rPr>
+          <w:rFonts w:eastAsiaTheme="minorEastAsia"/>
+        </w:rPr>
+      </w:pPr>
+      <w:r>
+        <w:rPr>
+          <w:rFonts w:eastAsiaTheme="minorEastAsia"/>
+        </w:rPr>
+        <w:t xml:space="preserve">What </w:t>
+      </w:r>
+      <w:r>
+        <w:rPr>
+          <w:rFonts w:eastAsiaTheme="minorEastAsia"/>
+        </w:rPr>
+        <w:t>Operating Region Zones</w:t>
+      </w:r>
+      <w:r>
+        <w:rPr>
+          <w:rFonts w:eastAsiaTheme="minorEastAsia"/>
+        </w:rPr>
+        <w:t xml:space="preserve"> to Consider Against What Vehicles</w:t>
+      </w:r>
+    </w:p>
+    <w:p>
+      <w:pPr>
+        <w:ind w:firstLine="0"/>
+        <w:rPr>
+          <w:rFonts w:eastAsiaTheme="minorEastAsia"/>
+        </w:rPr>
+      </w:pPr>
+      <w:r>
+        <w:rPr>
+          <w:rFonts w:eastAsiaTheme="minorEastAsia"/>
+        </w:rPr>
+        <w:t xml:space="preserve">Zones are defined independent of </w:t>
+      </w:r>
+      <w:r>
+        <w:rPr>
+          <w:rFonts w:eastAsiaTheme="minorEastAsia"/>
+          <w:b/>
+          <w:bCs/>
+        </w:rPr>
         <w:t>operating regions</w:t>
       </w:r>
       <w:r>
         <w:rPr>
           <w:rFonts w:eastAsiaTheme="minorEastAsia"/>
         </w:rPr>
-        <w:t xml:space="preserve">. An operating region is a collection of zones and prescribed region in which vehicles can operate. Each vehicle is defined as operating within such a region. However, different vehicles can be defined to be operating in </w:t>
-      </w:r>
-      <w:r>
-        <w:rPr>
-          <w:rFonts w:eastAsiaTheme="minorEastAsia"/>
-        </w:rPr>
-        <w:lastRenderedPageBreak/>
-        <w:t xml:space="preserve">different, overlapping regions. Furthermore, zones are defined globally and potentially shared between regions. </w:t>
+        <w:t xml:space="preserve">. An operating region is a collection of zones and prescribed region in which vehicles can operate. Each vehicle is defined as operating within such a region. However, different vehicles can be defined to be operating in different, overlapping regions. Furthermore, zones are defined globally and potentially shared between regions. </w:t>
       </w:r>
     </w:p>
     <w:p>
@@ -4171,6 +4583,7 @@
         <w:rPr>
           <w:rFonts w:eastAsiaTheme="minorEastAsia"/>
         </w:rPr>
+        <w:lastRenderedPageBreak/>
         <w:t>OpenUxAS contains ‘padding’ parameters in zone definitions, utilized to make zones account for a buffer region. Keep in zones are intended to be shrunk by this padding and keep-out zones enlarged by it. The purpose, we infer, is to allow for point-like vehicle representations to account for vehicle size by buffering zone boundaries. But there may be some other use case.</w:t>
       </w:r>
     </w:p>
@@ -4284,26 +4697,12 @@
         <w:rPr>
           <w:rFonts w:eastAsiaTheme="minorEastAsia"/>
         </w:rPr>
-        <w:t xml:space="preserve">merge functionality from other services as it exists and is approved. For the moment we may need to copy this functionality </w:t>
-      </w:r>
-      <w:proofErr w:type="gramStart"/>
+        <w:t>merge functionality from other services as it exists and is approved. For the moment we may need to copy this functionality so as to not refactor existing services.</w:t>
+      </w:r>
       <w:r>
         <w:rPr>
           <w:rFonts w:eastAsiaTheme="minorEastAsia"/>
         </w:rPr>
-        <w:t>so as to</w:t>
-      </w:r>
-      <w:proofErr w:type="gramEnd"/>
-      <w:r>
-        <w:rPr>
-          <w:rFonts w:eastAsiaTheme="minorEastAsia"/>
-        </w:rPr>
-        <w:t xml:space="preserve"> not refactor existing services.</w:t>
-      </w:r>
-      <w:r>
-        <w:rPr>
-          <w:rFonts w:eastAsiaTheme="minorEastAsia"/>
-        </w:rPr>
         <w:t xml:space="preserve"> This is a trade-off and introduces tech debt in duplicate functionality that might later diverge. It is recommended that a zone merging function be common and shared between all services for semantic consistency.</w:t>
       </w:r>
     </w:p>
@@ -4319,7 +4718,6 @@
         <w:rPr>
           <w:lang w:eastAsia="en-US"/>
         </w:rPr>
-        <w:lastRenderedPageBreak/>
         <w:t xml:space="preserve">Resulting </w:t>
       </w:r>
       <w:r>
@@ -4328,7 +4726,7 @@
         </w:rPr>
         <w:t xml:space="preserve">Solution Behavior </w:t>
       </w:r>
-      <w:bookmarkEnd w:id="5"/>
+      <w:bookmarkEnd w:id="6"/>
       <w:r>
         <w:rPr>
           <w:lang w:eastAsia="en-US"/>
@@ -4479,6 +4877,7 @@
         <w:rPr>
           <w:lang w:eastAsia="en-US"/>
         </w:rPr>
+        <w:lastRenderedPageBreak/>
         <w:t>The alert service shall merge all zones declared by mission services such that all sets of overlapping zones of the same type (keep-in or keep-out) become a single zone with a new id.</w:t>
       </w:r>
     </w:p>
@@ -4533,7 +4932,37 @@
         <w:rPr>
           <w:lang w:eastAsia="en-US"/>
         </w:rPr>
-        <w:t>The merge semantics in the z plane shall take the lowest of minimum altitudes and greatest of maximum altitudes</w:t>
+        <w:t xml:space="preserve">The merge semantics in the z plane shall </w:t>
+      </w:r>
+      <w:r>
+        <w:rPr>
+          <w:lang w:eastAsia="en-US"/>
+        </w:rPr>
+        <w:t xml:space="preserve">be </w:t>
+      </w:r>
+      <w:r>
+        <w:rPr>
+          <w:lang w:eastAsia="en-US"/>
+        </w:rPr>
+        <w:t xml:space="preserve">to </w:t>
+      </w:r>
+      <w:r>
+        <w:rPr>
+          <w:lang w:eastAsia="en-US"/>
+        </w:rPr>
+        <w:t xml:space="preserve">automatically include all altitudes in all zones. Altitude </w:t>
+      </w:r>
+      <w:r>
+        <w:rPr>
+          <w:lang w:eastAsia="en-US"/>
+        </w:rPr>
+        <w:t>boundaries</w:t>
+      </w:r>
+      <w:r>
+        <w:rPr>
+          <w:lang w:eastAsia="en-US"/>
+        </w:rPr>
+        <w:t xml:space="preserve"> are discarded.</w:t>
       </w:r>
     </w:p>
     <w:p>
@@ -4587,21 +5016,19 @@
         <w:rPr>
           <w:lang w:eastAsia="en-US"/>
         </w:rPr>
-        <w:t xml:space="preserve">The resulting merge semantics mean that if initially declared keep in zones overlap so as to leave holes (such as forming a ring of keep-region around a central undefined area), the holes will disappear in the merged </w:t>
-      </w:r>
-      <w:proofErr w:type="gramStart"/>
-      <w:r>
-        <w:rPr>
-          <w:lang w:eastAsia="en-US"/>
-        </w:rPr>
-        <w:t>polygon  A</w:t>
-      </w:r>
-      <w:proofErr w:type="gramEnd"/>
-      <w:r>
-        <w:rPr>
-          <w:lang w:eastAsia="en-US"/>
-        </w:rPr>
-        <w:t xml:space="preserve"> separate keep-out zone should be declared for such intended holes.</w:t>
+        <w:t>The resulting merge semantics mean that if initially declared keep in zones overlap so as to leave holes (such as forming a ring of keep-region around a central undefined area), the holes will disappear in the merged polygon</w:t>
+      </w:r>
+      <w:r>
+        <w:rPr>
+          <w:lang w:eastAsia="en-US"/>
+        </w:rPr>
+        <w:t>.</w:t>
+      </w:r>
+      <w:r>
+        <w:rPr>
+          <w:lang w:eastAsia="en-US"/>
+        </w:rPr>
+        <w:t xml:space="preserve"> A separate keep-out zone should be declared for such intended holes.</w:t>
       </w:r>
     </w:p>
     <w:p>
@@ -4626,6 +5053,30 @@
       <w:pPr>
         <w:pStyle w:val="ListParagraph"/>
         <w:numPr>
+          <w:ilvl w:val="2"/>
+          <w:numId w:val="79"/>
+        </w:numPr>
+        <w:rPr>
+          <w:lang w:eastAsia="en-US"/>
+        </w:rPr>
+      </w:pPr>
+      <w:r>
+        <w:rPr>
+          <w:lang w:eastAsia="en-US"/>
+        </w:rPr>
+        <w:t>For the applied merging solution, m</w:t>
+      </w:r>
+      <w:r>
+        <w:rPr>
+          <w:lang w:eastAsia="en-US"/>
+        </w:rPr>
+        <w:t>erging is not associated nor transitive. Order matters in zone merging outcomes.</w:t>
+      </w:r>
+    </w:p>
+    <w:p>
+      <w:pPr>
+        <w:pStyle w:val="ListParagraph"/>
+        <w:numPr>
           <w:ilvl w:val="0"/>
           <w:numId w:val="79"/>
         </w:numPr>
@@ -4727,7 +5178,6 @@
         <w:rPr>
           <w:lang w:eastAsia="en-US"/>
         </w:rPr>
-        <w:lastRenderedPageBreak/>
         <w:t>An emitted zone alert shall contain the cartesian 3D position of the conflict in meter units.</w:t>
       </w:r>
     </w:p>
@@ -4854,21 +5304,7 @@
         <w:rPr>
           <w:lang w:eastAsia="en-US"/>
         </w:rPr>
-        <w:t xml:space="preserve">When the zone alert service receives a vehicle state message, it shall emit an existing zone alert for </w:t>
-      </w:r>
-      <w:proofErr w:type="gramStart"/>
-      <w:r>
-        <w:rPr>
-          <w:lang w:eastAsia="en-US"/>
-        </w:rPr>
-        <w:t>each and every</w:t>
-      </w:r>
-      <w:proofErr w:type="gramEnd"/>
-      <w:r>
-        <w:rPr>
-          <w:lang w:eastAsia="en-US"/>
-        </w:rPr>
-        <w:t xml:space="preserve"> and only merged zones with which the vehicle is in existing violation at its reported position and time.</w:t>
+        <w:t>When the zone alert service receives a vehicle state message, it shall emit an existing zone alert for each and every and only merged zones with which the vehicle is in existing violation at its reported position and time.</w:t>
       </w:r>
     </w:p>
     <w:p>
@@ -4886,6 +5322,7 @@
         <w:rPr>
           <w:lang w:eastAsia="en-US"/>
         </w:rPr>
+        <w:lastRenderedPageBreak/>
         <w:t>When an existing zone alert is emitted, its reported time of violation shall be the time of state reported in the vehicle state report.</w:t>
       </w:r>
     </w:p>
@@ -4940,21 +5377,7 @@
         <w:rPr>
           <w:lang w:eastAsia="en-US"/>
         </w:rPr>
-        <w:t xml:space="preserve">A vehicle position shall be computed as in existing violation with a merged keep-in zone if and only if the vehicle was in or on a merged keep-in zone in its </w:t>
-      </w:r>
-      <w:proofErr w:type="spellStart"/>
-      <w:r>
-        <w:rPr>
-          <w:lang w:eastAsia="en-US"/>
-        </w:rPr>
-        <w:t>fist</w:t>
-      </w:r>
-      <w:proofErr w:type="spellEnd"/>
-      <w:r>
-        <w:rPr>
-          <w:lang w:eastAsia="en-US"/>
-        </w:rPr>
-        <w:t xml:space="preserve"> received</w:t>
+        <w:t>A vehicle position shall be computed as in existing violation with a merged keep-in zone if and only if the vehicle was in or on a merged keep-in zone in its fist received</w:t>
       </w:r>
       <w:r>
         <w:rPr>
@@ -5015,21 +5438,7 @@
         <w:rPr>
           <w:lang w:eastAsia="en-US"/>
         </w:rPr>
-        <w:t xml:space="preserve">When a zone alert service receives a vehicle state, it shall emit an imminent zone alert for </w:t>
-      </w:r>
-      <w:proofErr w:type="gramStart"/>
-      <w:r>
-        <w:rPr>
-          <w:lang w:eastAsia="en-US"/>
-        </w:rPr>
-        <w:t>each and every</w:t>
-      </w:r>
-      <w:proofErr w:type="gramEnd"/>
-      <w:r>
-        <w:rPr>
-          <w:lang w:eastAsia="en-US"/>
-        </w:rPr>
-        <w:t xml:space="preserve"> and only merged zones with which the vehicle is in imminent violation over its future projected linear trajectory.</w:t>
+        <w:t>When a zone alert service receives a vehicle state, it shall emit an imminent zone alert for each and every and only merged zones with which the vehicle is in imminent violation over its future projected linear trajectory.</w:t>
       </w:r>
     </w:p>
     <w:p>
@@ -5101,14 +5510,7 @@
         <w:rPr>
           <w:lang w:eastAsia="en-US"/>
         </w:rPr>
-        <w:t xml:space="preserve">imminent zone violation shall be detected for a vehicle and merged keep-in zone if and only if the vehicle was in a merged keep-in zone at </w:t>
-      </w:r>
-      <w:r>
-        <w:rPr>
-          <w:lang w:eastAsia="en-US"/>
-        </w:rPr>
-        <w:lastRenderedPageBreak/>
-        <w:t>its first state report, the current position of the state report is not in existing zone violation with the merged keep-in zone of the mission and a point on the projected linear trajectory lies outside the merged keep-in zone polyhedron.</w:t>
+        <w:t>imminent zone violation shall be detected for a vehicle and merged keep-in zone if and only if the vehicle was in a merged keep-in zone at its first state report, the current position of the state report is not in existing zone violation with the merged keep-in zone of the mission and a point on the projected linear trajectory lies outside the merged keep-in zone polyhedron.</w:t>
       </w:r>
     </w:p>
     <w:p>
@@ -5203,6 +5605,7 @@
         <w:rPr>
           <w:lang w:eastAsia="en-US"/>
         </w:rPr>
+        <w:lastRenderedPageBreak/>
         <w:t xml:space="preserve">Lookahead time window </w:t>
       </w:r>
       <w:r>
@@ -6106,6 +6509,95 @@
     </w:lvl>
   </w:abstractNum>
   <w:abstractNum w:abstractNumId="14" w15:restartNumberingAfterBreak="0">
+    <w:nsid w:val="0A51044E"/>
+    <w:multiLevelType w:val="hybridMultilevel"/>
+    <w:tmpl w:val="6C626148"/>
+    <w:lvl w:ilvl="0" w:tplc="0409000F">
+      <w:start w:val="1"/>
+      <w:numFmt w:val="decimal"/>
+      <w:lvlText w:val="%1."/>
+      <w:lvlJc w:val="left"/>
+      <w:pPr>
+        <w:ind w:left="720" w:hanging="360"/>
+      </w:pPr>
+      <w:rPr>
+        <w:rFonts w:hint="default"/>
+      </w:rPr>
+    </w:lvl>
+    <w:lvl w:ilvl="1" w:tplc="04090019" w:tentative="1">
+      <w:start w:val="1"/>
+      <w:numFmt w:val="lowerLetter"/>
+      <w:lvlText w:val="%2."/>
+      <w:lvlJc w:val="left"/>
+      <w:pPr>
+        <w:ind w:left="1440" w:hanging="360"/>
+      </w:pPr>
+    </w:lvl>
+    <w:lvl w:ilvl="2" w:tplc="0409001B" w:tentative="1">
+      <w:start w:val="1"/>
+      <w:numFmt w:val="lowerRoman"/>
+      <w:lvlText w:val="%3."/>
+      <w:lvlJc w:val="right"/>
+      <w:pPr>
+        <w:ind w:left="2160" w:hanging="180"/>
+      </w:pPr>
+    </w:lvl>
+    <w:lvl w:ilvl="3" w:tplc="0409000F" w:tentative="1">
+      <w:start w:val="1"/>
+      <w:numFmt w:val="decimal"/>
+      <w:lvlText w:val="%4."/>
+      <w:lvlJc w:val="left"/>
+      <w:pPr>
+        <w:ind w:left="2880" w:hanging="360"/>
+      </w:pPr>
+    </w:lvl>
+    <w:lvl w:ilvl="4" w:tplc="04090019" w:tentative="1">
+      <w:start w:val="1"/>
+      <w:numFmt w:val="lowerLetter"/>
+      <w:lvlText w:val="%5."/>
+      <w:lvlJc w:val="left"/>
+      <w:pPr>
+        <w:ind w:left="3600" w:hanging="360"/>
+      </w:pPr>
+    </w:lvl>
+    <w:lvl w:ilvl="5" w:tplc="0409001B" w:tentative="1">
+      <w:start w:val="1"/>
+      <w:numFmt w:val="lowerRoman"/>
+      <w:lvlText w:val="%6."/>
+      <w:lvlJc w:val="right"/>
+      <w:pPr>
+        <w:ind w:left="4320" w:hanging="180"/>
+      </w:pPr>
+    </w:lvl>
+    <w:lvl w:ilvl="6" w:tplc="0409000F" w:tentative="1">
+      <w:start w:val="1"/>
+      <w:numFmt w:val="decimal"/>
+      <w:lvlText w:val="%7."/>
+      <w:lvlJc w:val="left"/>
+      <w:pPr>
+        <w:ind w:left="5040" w:hanging="360"/>
+      </w:pPr>
+    </w:lvl>
+    <w:lvl w:ilvl="7" w:tplc="04090019" w:tentative="1">
+      <w:start w:val="1"/>
+      <w:numFmt w:val="lowerLetter"/>
+      <w:lvlText w:val="%8."/>
+      <w:lvlJc w:val="left"/>
+      <w:pPr>
+        <w:ind w:left="5760" w:hanging="360"/>
+      </w:pPr>
+    </w:lvl>
+    <w:lvl w:ilvl="8" w:tplc="0409001B" w:tentative="1">
+      <w:start w:val="1"/>
+      <w:numFmt w:val="lowerRoman"/>
+      <w:lvlText w:val="%9."/>
+      <w:lvlJc w:val="right"/>
+      <w:pPr>
+        <w:ind w:left="6480" w:hanging="180"/>
+      </w:pPr>
+    </w:lvl>
+  </w:abstractNum>
+  <w:abstractNum w:abstractNumId="15" w15:restartNumberingAfterBreak="0">
     <w:nsid w:val="143F7168"/>
     <w:multiLevelType w:val="hybridMultilevel"/>
     <w:tmpl w:val="19123936"/>
@@ -6194,7 +6686,7 @@
       </w:pPr>
     </w:lvl>
   </w:abstractNum>
-  <w:abstractNum w:abstractNumId="15" w15:restartNumberingAfterBreak="0">
+  <w:abstractNum w:abstractNumId="16" w15:restartNumberingAfterBreak="0">
     <w:nsid w:val="181B07E1"/>
     <w:multiLevelType w:val="hybridMultilevel"/>
     <w:tmpl w:val="C044929C"/>
@@ -6283,7 +6775,7 @@
       </w:pPr>
     </w:lvl>
   </w:abstractNum>
-  <w:abstractNum w:abstractNumId="16" w15:restartNumberingAfterBreak="0">
+  <w:abstractNum w:abstractNumId="17" w15:restartNumberingAfterBreak="0">
     <w:nsid w:val="19226BD4"/>
     <w:multiLevelType w:val="hybridMultilevel"/>
     <w:tmpl w:val="DAB8532C"/>
@@ -6372,7 +6864,7 @@
       </w:pPr>
     </w:lvl>
   </w:abstractNum>
-  <w:abstractNum w:abstractNumId="17" w15:restartNumberingAfterBreak="0">
+  <w:abstractNum w:abstractNumId="18" w15:restartNumberingAfterBreak="0">
     <w:nsid w:val="1F397F84"/>
     <w:multiLevelType w:val="multilevel"/>
     <w:tmpl w:val="77162394"/>
@@ -6514,7 +7006,7 @@
       </w:rPr>
     </w:lvl>
   </w:abstractNum>
-  <w:abstractNum w:abstractNumId="18" w15:restartNumberingAfterBreak="0">
+  <w:abstractNum w:abstractNumId="19" w15:restartNumberingAfterBreak="0">
     <w:nsid w:val="22555E9F"/>
     <w:multiLevelType w:val="multilevel"/>
     <w:tmpl w:val="DF6CED82"/>
@@ -6603,7 +7095,7 @@
       </w:pPr>
     </w:lvl>
   </w:abstractNum>
-  <w:abstractNum w:abstractNumId="19" w15:restartNumberingAfterBreak="0">
+  <w:abstractNum w:abstractNumId="20" w15:restartNumberingAfterBreak="0">
     <w:nsid w:val="259C19B8"/>
     <w:multiLevelType w:val="hybridMultilevel"/>
     <w:tmpl w:val="60CE520A"/>
@@ -6692,7 +7184,7 @@
       </w:pPr>
     </w:lvl>
   </w:abstractNum>
-  <w:abstractNum w:abstractNumId="20" w15:restartNumberingAfterBreak="0">
+  <w:abstractNum w:abstractNumId="21" w15:restartNumberingAfterBreak="0">
     <w:nsid w:val="2A77606D"/>
     <w:multiLevelType w:val="hybridMultilevel"/>
     <w:tmpl w:val="02501D64"/>
@@ -6781,7 +7273,7 @@
       </w:pPr>
     </w:lvl>
   </w:abstractNum>
-  <w:abstractNum w:abstractNumId="21" w15:restartNumberingAfterBreak="0">
+  <w:abstractNum w:abstractNumId="22" w15:restartNumberingAfterBreak="0">
     <w:nsid w:val="2CBA1B76"/>
     <w:multiLevelType w:val="hybridMultilevel"/>
     <w:tmpl w:val="0A0A60BE"/>
@@ -6870,7 +7362,7 @@
       </w:pPr>
     </w:lvl>
   </w:abstractNum>
-  <w:abstractNum w:abstractNumId="22" w15:restartNumberingAfterBreak="0">
+  <w:abstractNum w:abstractNumId="23" w15:restartNumberingAfterBreak="0">
     <w:nsid w:val="2EDD0621"/>
     <w:multiLevelType w:val="hybridMultilevel"/>
     <w:tmpl w:val="A824FBBA"/>
@@ -6960,7 +7452,7 @@
       </w:pPr>
     </w:lvl>
   </w:abstractNum>
-  <w:abstractNum w:abstractNumId="23" w15:restartNumberingAfterBreak="0">
+  <w:abstractNum w:abstractNumId="24" w15:restartNumberingAfterBreak="0">
     <w:nsid w:val="2F4067C3"/>
     <w:multiLevelType w:val="hybridMultilevel"/>
     <w:tmpl w:val="E12C0AE6"/>
@@ -7049,7 +7541,96 @@
       </w:pPr>
     </w:lvl>
   </w:abstractNum>
-  <w:abstractNum w:abstractNumId="24" w15:restartNumberingAfterBreak="0">
+  <w:abstractNum w:abstractNumId="25" w15:restartNumberingAfterBreak="0">
+    <w:nsid w:val="2F773193"/>
+    <w:multiLevelType w:val="hybridMultilevel"/>
+    <w:tmpl w:val="81F884AC"/>
+    <w:lvl w:ilvl="0" w:tplc="0409000F">
+      <w:start w:val="1"/>
+      <w:numFmt w:val="decimal"/>
+      <w:lvlText w:val="%1."/>
+      <w:lvlJc w:val="left"/>
+      <w:pPr>
+        <w:ind w:left="720" w:hanging="360"/>
+      </w:pPr>
+      <w:rPr>
+        <w:rFonts w:hint="default"/>
+      </w:rPr>
+    </w:lvl>
+    <w:lvl w:ilvl="1" w:tplc="04090019" w:tentative="1">
+      <w:start w:val="1"/>
+      <w:numFmt w:val="lowerLetter"/>
+      <w:lvlText w:val="%2."/>
+      <w:lvlJc w:val="left"/>
+      <w:pPr>
+        <w:ind w:left="1440" w:hanging="360"/>
+      </w:pPr>
+    </w:lvl>
+    <w:lvl w:ilvl="2" w:tplc="0409001B" w:tentative="1">
+      <w:start w:val="1"/>
+      <w:numFmt w:val="lowerRoman"/>
+      <w:lvlText w:val="%3."/>
+      <w:lvlJc w:val="right"/>
+      <w:pPr>
+        <w:ind w:left="2160" w:hanging="180"/>
+      </w:pPr>
+    </w:lvl>
+    <w:lvl w:ilvl="3" w:tplc="0409000F" w:tentative="1">
+      <w:start w:val="1"/>
+      <w:numFmt w:val="decimal"/>
+      <w:lvlText w:val="%4."/>
+      <w:lvlJc w:val="left"/>
+      <w:pPr>
+        <w:ind w:left="2880" w:hanging="360"/>
+      </w:pPr>
+    </w:lvl>
+    <w:lvl w:ilvl="4" w:tplc="04090019" w:tentative="1">
+      <w:start w:val="1"/>
+      <w:numFmt w:val="lowerLetter"/>
+      <w:lvlText w:val="%5."/>
+      <w:lvlJc w:val="left"/>
+      <w:pPr>
+        <w:ind w:left="3600" w:hanging="360"/>
+      </w:pPr>
+    </w:lvl>
+    <w:lvl w:ilvl="5" w:tplc="0409001B" w:tentative="1">
+      <w:start w:val="1"/>
+      <w:numFmt w:val="lowerRoman"/>
+      <w:lvlText w:val="%6."/>
+      <w:lvlJc w:val="right"/>
+      <w:pPr>
+        <w:ind w:left="4320" w:hanging="180"/>
+      </w:pPr>
+    </w:lvl>
+    <w:lvl w:ilvl="6" w:tplc="0409000F" w:tentative="1">
+      <w:start w:val="1"/>
+      <w:numFmt w:val="decimal"/>
+      <w:lvlText w:val="%7."/>
+      <w:lvlJc w:val="left"/>
+      <w:pPr>
+        <w:ind w:left="5040" w:hanging="360"/>
+      </w:pPr>
+    </w:lvl>
+    <w:lvl w:ilvl="7" w:tplc="04090019" w:tentative="1">
+      <w:start w:val="1"/>
+      <w:numFmt w:val="lowerLetter"/>
+      <w:lvlText w:val="%8."/>
+      <w:lvlJc w:val="left"/>
+      <w:pPr>
+        <w:ind w:left="5760" w:hanging="360"/>
+      </w:pPr>
+    </w:lvl>
+    <w:lvl w:ilvl="8" w:tplc="0409001B" w:tentative="1">
+      <w:start w:val="1"/>
+      <w:numFmt w:val="lowerRoman"/>
+      <w:lvlText w:val="%9."/>
+      <w:lvlJc w:val="right"/>
+      <w:pPr>
+        <w:ind w:left="6480" w:hanging="180"/>
+      </w:pPr>
+    </w:lvl>
+  </w:abstractNum>
+  <w:abstractNum w:abstractNumId="26" w15:restartNumberingAfterBreak="0">
     <w:nsid w:val="349C021C"/>
     <w:multiLevelType w:val="hybridMultilevel"/>
     <w:tmpl w:val="14C2B530"/>
@@ -7138,7 +7719,7 @@
       </w:pPr>
     </w:lvl>
   </w:abstractNum>
-  <w:abstractNum w:abstractNumId="25" w15:restartNumberingAfterBreak="0">
+  <w:abstractNum w:abstractNumId="27" w15:restartNumberingAfterBreak="0">
     <w:nsid w:val="34D76A1B"/>
     <w:multiLevelType w:val="hybridMultilevel"/>
     <w:tmpl w:val="336E6A72"/>
@@ -7227,7 +7808,7 @@
       </w:pPr>
     </w:lvl>
   </w:abstractNum>
-  <w:abstractNum w:abstractNumId="26" w15:restartNumberingAfterBreak="0">
+  <w:abstractNum w:abstractNumId="28" w15:restartNumberingAfterBreak="0">
     <w:nsid w:val="37447B01"/>
     <w:multiLevelType w:val="hybridMultilevel"/>
     <w:tmpl w:val="5F4AF4C6"/>
@@ -7340,7 +7921,7 @@
       </w:rPr>
     </w:lvl>
   </w:abstractNum>
-  <w:abstractNum w:abstractNumId="27" w15:restartNumberingAfterBreak="0">
+  <w:abstractNum w:abstractNumId="29" w15:restartNumberingAfterBreak="0">
     <w:nsid w:val="37660336"/>
     <w:multiLevelType w:val="hybridMultilevel"/>
     <w:tmpl w:val="78D27160"/>
@@ -7481,7 +8062,7 @@
       </w:rPr>
     </w:lvl>
   </w:abstractNum>
-  <w:abstractNum w:abstractNumId="28" w15:restartNumberingAfterBreak="0">
+  <w:abstractNum w:abstractNumId="30" w15:restartNumberingAfterBreak="0">
     <w:nsid w:val="393026D5"/>
     <w:multiLevelType w:val="multilevel"/>
     <w:tmpl w:val="2632941E"/>
@@ -7623,7 +8204,7 @@
       </w:rPr>
     </w:lvl>
   </w:abstractNum>
-  <w:abstractNum w:abstractNumId="29" w15:restartNumberingAfterBreak="0">
+  <w:abstractNum w:abstractNumId="31" w15:restartNumberingAfterBreak="0">
     <w:nsid w:val="3A5873FB"/>
     <w:multiLevelType w:val="hybridMultilevel"/>
     <w:tmpl w:val="6D96895E"/>
@@ -7712,7 +8293,7 @@
       </w:pPr>
     </w:lvl>
   </w:abstractNum>
-  <w:abstractNum w:abstractNumId="30" w15:restartNumberingAfterBreak="0">
+  <w:abstractNum w:abstractNumId="32" w15:restartNumberingAfterBreak="0">
     <w:nsid w:val="3B9C14AD"/>
     <w:multiLevelType w:val="multilevel"/>
     <w:tmpl w:val="A824FBBA"/>
@@ -7801,7 +8382,7 @@
       </w:pPr>
     </w:lvl>
   </w:abstractNum>
-  <w:abstractNum w:abstractNumId="31" w15:restartNumberingAfterBreak="0">
+  <w:abstractNum w:abstractNumId="33" w15:restartNumberingAfterBreak="0">
     <w:nsid w:val="3D6D2CFA"/>
     <w:multiLevelType w:val="hybridMultilevel"/>
     <w:tmpl w:val="76A06782"/>
@@ -7890,7 +8471,7 @@
       </w:pPr>
     </w:lvl>
   </w:abstractNum>
-  <w:abstractNum w:abstractNumId="32" w15:restartNumberingAfterBreak="0">
+  <w:abstractNum w:abstractNumId="34" w15:restartNumberingAfterBreak="0">
     <w:nsid w:val="3E370A3A"/>
     <w:multiLevelType w:val="hybridMultilevel"/>
     <w:tmpl w:val="36D4F1B6"/>
@@ -7979,7 +8560,7 @@
       </w:pPr>
     </w:lvl>
   </w:abstractNum>
-  <w:abstractNum w:abstractNumId="33" w15:restartNumberingAfterBreak="0">
+  <w:abstractNum w:abstractNumId="35" w15:restartNumberingAfterBreak="0">
     <w:nsid w:val="3EF20FBF"/>
     <w:multiLevelType w:val="hybridMultilevel"/>
     <w:tmpl w:val="B97EA484"/>
@@ -8068,7 +8649,7 @@
       </w:pPr>
     </w:lvl>
   </w:abstractNum>
-  <w:abstractNum w:abstractNumId="34" w15:restartNumberingAfterBreak="0">
+  <w:abstractNum w:abstractNumId="36" w15:restartNumberingAfterBreak="0">
     <w:nsid w:val="41C8694C"/>
     <w:multiLevelType w:val="hybridMultilevel"/>
     <w:tmpl w:val="EE44400A"/>
@@ -8157,7 +8738,7 @@
       </w:pPr>
     </w:lvl>
   </w:abstractNum>
-  <w:abstractNum w:abstractNumId="35" w15:restartNumberingAfterBreak="0">
+  <w:abstractNum w:abstractNumId="37" w15:restartNumberingAfterBreak="0">
     <w:nsid w:val="47C05C19"/>
     <w:multiLevelType w:val="hybridMultilevel"/>
     <w:tmpl w:val="6C161B84"/>
@@ -8246,7 +8827,7 @@
       </w:pPr>
     </w:lvl>
   </w:abstractNum>
-  <w:abstractNum w:abstractNumId="36" w15:restartNumberingAfterBreak="0">
+  <w:abstractNum w:abstractNumId="38" w15:restartNumberingAfterBreak="0">
     <w:nsid w:val="48A408F2"/>
     <w:multiLevelType w:val="multilevel"/>
     <w:tmpl w:val="B1ACB4F8"/>
@@ -8390,7 +8971,7 @@
       </w:rPr>
     </w:lvl>
   </w:abstractNum>
-  <w:abstractNum w:abstractNumId="37" w15:restartNumberingAfterBreak="0">
+  <w:abstractNum w:abstractNumId="39" w15:restartNumberingAfterBreak="0">
     <w:nsid w:val="4C366623"/>
     <w:multiLevelType w:val="multilevel"/>
     <w:tmpl w:val="3C0611EA"/>
@@ -8534,7 +9115,7 @@
       </w:rPr>
     </w:lvl>
   </w:abstractNum>
-  <w:abstractNum w:abstractNumId="38" w15:restartNumberingAfterBreak="0">
+  <w:abstractNum w:abstractNumId="40" w15:restartNumberingAfterBreak="0">
     <w:nsid w:val="50D365B6"/>
     <w:multiLevelType w:val="hybridMultilevel"/>
     <w:tmpl w:val="975C0B8A"/>
@@ -8647,7 +9228,7 @@
       </w:rPr>
     </w:lvl>
   </w:abstractNum>
-  <w:abstractNum w:abstractNumId="39" w15:restartNumberingAfterBreak="0">
+  <w:abstractNum w:abstractNumId="41" w15:restartNumberingAfterBreak="0">
     <w:nsid w:val="52CA544A"/>
     <w:multiLevelType w:val="singleLevel"/>
     <w:tmpl w:val="B04CC5EE"/>
@@ -8671,7 +9252,7 @@
       </w:rPr>
     </w:lvl>
   </w:abstractNum>
-  <w:abstractNum w:abstractNumId="40" w15:restartNumberingAfterBreak="0">
+  <w:abstractNum w:abstractNumId="42" w15:restartNumberingAfterBreak="0">
     <w:nsid w:val="58336939"/>
     <w:multiLevelType w:val="hybridMultilevel"/>
     <w:tmpl w:val="E7F8AAF4"/>
@@ -8784,7 +9365,7 @@
       </w:rPr>
     </w:lvl>
   </w:abstractNum>
-  <w:abstractNum w:abstractNumId="41" w15:restartNumberingAfterBreak="0">
+  <w:abstractNum w:abstractNumId="43" w15:restartNumberingAfterBreak="0">
     <w:nsid w:val="5A67638F"/>
     <w:multiLevelType w:val="multilevel"/>
     <w:tmpl w:val="B3348064"/>
@@ -8928,7 +9509,7 @@
       </w:rPr>
     </w:lvl>
   </w:abstractNum>
-  <w:abstractNum w:abstractNumId="42" w15:restartNumberingAfterBreak="0">
+  <w:abstractNum w:abstractNumId="44" w15:restartNumberingAfterBreak="0">
     <w:nsid w:val="5E5A6E51"/>
     <w:multiLevelType w:val="hybridMultilevel"/>
     <w:tmpl w:val="DF40280A"/>
@@ -9017,7 +9598,7 @@
       </w:pPr>
     </w:lvl>
   </w:abstractNum>
-  <w:abstractNum w:abstractNumId="43" w15:restartNumberingAfterBreak="0">
+  <w:abstractNum w:abstractNumId="45" w15:restartNumberingAfterBreak="0">
     <w:nsid w:val="5EF10F5C"/>
     <w:multiLevelType w:val="hybridMultilevel"/>
     <w:tmpl w:val="ED964324"/>
@@ -9106,7 +9687,7 @@
       </w:pPr>
     </w:lvl>
   </w:abstractNum>
-  <w:abstractNum w:abstractNumId="44" w15:restartNumberingAfterBreak="0">
+  <w:abstractNum w:abstractNumId="46" w15:restartNumberingAfterBreak="0">
     <w:nsid w:val="5FA20BEC"/>
     <w:multiLevelType w:val="hybridMultilevel"/>
     <w:tmpl w:val="6812DD02"/>
@@ -9219,7 +9800,7 @@
       </w:rPr>
     </w:lvl>
   </w:abstractNum>
-  <w:abstractNum w:abstractNumId="45" w15:restartNumberingAfterBreak="0">
+  <w:abstractNum w:abstractNumId="47" w15:restartNumberingAfterBreak="0">
     <w:nsid w:val="60BE28D0"/>
     <w:multiLevelType w:val="multilevel"/>
     <w:tmpl w:val="826A97DA"/>
@@ -9305,7 +9886,7 @@
       </w:pPr>
     </w:lvl>
   </w:abstractNum>
-  <w:abstractNum w:abstractNumId="46" w15:restartNumberingAfterBreak="0">
+  <w:abstractNum w:abstractNumId="48" w15:restartNumberingAfterBreak="0">
     <w:nsid w:val="61E568DA"/>
     <w:multiLevelType w:val="hybridMultilevel"/>
     <w:tmpl w:val="2D2E9E78"/>
@@ -9394,7 +9975,7 @@
       </w:pPr>
     </w:lvl>
   </w:abstractNum>
-  <w:abstractNum w:abstractNumId="47" w15:restartNumberingAfterBreak="0">
+  <w:abstractNum w:abstractNumId="49" w15:restartNumberingAfterBreak="0">
     <w:nsid w:val="66B21704"/>
     <w:multiLevelType w:val="hybridMultilevel"/>
     <w:tmpl w:val="15129CA2"/>
@@ -9483,7 +10064,7 @@
       </w:pPr>
     </w:lvl>
   </w:abstractNum>
-  <w:abstractNum w:abstractNumId="48" w15:restartNumberingAfterBreak="0">
+  <w:abstractNum w:abstractNumId="50" w15:restartNumberingAfterBreak="0">
     <w:nsid w:val="66C0100D"/>
     <w:multiLevelType w:val="hybridMultilevel"/>
     <w:tmpl w:val="0A0A60BE"/>
@@ -9572,7 +10153,7 @@
       </w:pPr>
     </w:lvl>
   </w:abstractNum>
-  <w:abstractNum w:abstractNumId="49" w15:restartNumberingAfterBreak="0">
+  <w:abstractNum w:abstractNumId="51" w15:restartNumberingAfterBreak="0">
     <w:nsid w:val="68B41290"/>
     <w:multiLevelType w:val="hybridMultilevel"/>
     <w:tmpl w:val="9792219E"/>
@@ -9685,7 +10266,96 @@
       </w:rPr>
     </w:lvl>
   </w:abstractNum>
-  <w:abstractNum w:abstractNumId="50" w15:restartNumberingAfterBreak="0">
+  <w:abstractNum w:abstractNumId="52" w15:restartNumberingAfterBreak="0">
+    <w:nsid w:val="6AA86B76"/>
+    <w:multiLevelType w:val="hybridMultilevel"/>
+    <w:tmpl w:val="BBB803A4"/>
+    <w:lvl w:ilvl="0" w:tplc="0409000F">
+      <w:start w:val="1"/>
+      <w:numFmt w:val="decimal"/>
+      <w:lvlText w:val="%1."/>
+      <w:lvlJc w:val="left"/>
+      <w:pPr>
+        <w:ind w:left="720" w:hanging="360"/>
+      </w:pPr>
+      <w:rPr>
+        <w:rFonts w:hint="default"/>
+      </w:rPr>
+    </w:lvl>
+    <w:lvl w:ilvl="1" w:tplc="04090019" w:tentative="1">
+      <w:start w:val="1"/>
+      <w:numFmt w:val="lowerLetter"/>
+      <w:lvlText w:val="%2."/>
+      <w:lvlJc w:val="left"/>
+      <w:pPr>
+        <w:ind w:left="1440" w:hanging="360"/>
+      </w:pPr>
+    </w:lvl>
+    <w:lvl w:ilvl="2" w:tplc="0409001B" w:tentative="1">
+      <w:start w:val="1"/>
+      <w:numFmt w:val="lowerRoman"/>
+      <w:lvlText w:val="%3."/>
+      <w:lvlJc w:val="right"/>
+      <w:pPr>
+        <w:ind w:left="2160" w:hanging="180"/>
+      </w:pPr>
+    </w:lvl>
+    <w:lvl w:ilvl="3" w:tplc="0409000F" w:tentative="1">
+      <w:start w:val="1"/>
+      <w:numFmt w:val="decimal"/>
+      <w:lvlText w:val="%4."/>
+      <w:lvlJc w:val="left"/>
+      <w:pPr>
+        <w:ind w:left="2880" w:hanging="360"/>
+      </w:pPr>
+    </w:lvl>
+    <w:lvl w:ilvl="4" w:tplc="04090019" w:tentative="1">
+      <w:start w:val="1"/>
+      <w:numFmt w:val="lowerLetter"/>
+      <w:lvlText w:val="%5."/>
+      <w:lvlJc w:val="left"/>
+      <w:pPr>
+        <w:ind w:left="3600" w:hanging="360"/>
+      </w:pPr>
+    </w:lvl>
+    <w:lvl w:ilvl="5" w:tplc="0409001B" w:tentative="1">
+      <w:start w:val="1"/>
+      <w:numFmt w:val="lowerRoman"/>
+      <w:lvlText w:val="%6."/>
+      <w:lvlJc w:val="right"/>
+      <w:pPr>
+        <w:ind w:left="4320" w:hanging="180"/>
+      </w:pPr>
+    </w:lvl>
+    <w:lvl w:ilvl="6" w:tplc="0409000F" w:tentative="1">
+      <w:start w:val="1"/>
+      <w:numFmt w:val="decimal"/>
+      <w:lvlText w:val="%7."/>
+      <w:lvlJc w:val="left"/>
+      <w:pPr>
+        <w:ind w:left="5040" w:hanging="360"/>
+      </w:pPr>
+    </w:lvl>
+    <w:lvl w:ilvl="7" w:tplc="04090019" w:tentative="1">
+      <w:start w:val="1"/>
+      <w:numFmt w:val="lowerLetter"/>
+      <w:lvlText w:val="%8."/>
+      <w:lvlJc w:val="left"/>
+      <w:pPr>
+        <w:ind w:left="5760" w:hanging="360"/>
+      </w:pPr>
+    </w:lvl>
+    <w:lvl w:ilvl="8" w:tplc="0409001B" w:tentative="1">
+      <w:start w:val="1"/>
+      <w:numFmt w:val="lowerRoman"/>
+      <w:lvlText w:val="%9."/>
+      <w:lvlJc w:val="right"/>
+      <w:pPr>
+        <w:ind w:left="6480" w:hanging="180"/>
+      </w:pPr>
+    </w:lvl>
+  </w:abstractNum>
+  <w:abstractNum w:abstractNumId="53" w15:restartNumberingAfterBreak="0">
     <w:nsid w:val="6C1B24C2"/>
     <w:multiLevelType w:val="multilevel"/>
     <w:tmpl w:val="30021730"/>
@@ -9825,7 +10495,7 @@
       </w:rPr>
     </w:lvl>
   </w:abstractNum>
-  <w:abstractNum w:abstractNumId="51" w15:restartNumberingAfterBreak="0">
+  <w:abstractNum w:abstractNumId="54" w15:restartNumberingAfterBreak="0">
     <w:nsid w:val="6C402C58"/>
     <w:multiLevelType w:val="hybridMultilevel"/>
     <w:tmpl w:val="2736B6D4"/>
@@ -9970,7 +10640,7 @@
       </w:rPr>
     </w:lvl>
   </w:abstractNum>
-  <w:abstractNum w:abstractNumId="52" w15:restartNumberingAfterBreak="0">
+  <w:abstractNum w:abstractNumId="55" w15:restartNumberingAfterBreak="0">
     <w:nsid w:val="6CB70049"/>
     <w:multiLevelType w:val="hybridMultilevel"/>
     <w:tmpl w:val="922AD1DA"/>
@@ -10059,7 +10729,7 @@
       </w:pPr>
     </w:lvl>
   </w:abstractNum>
-  <w:abstractNum w:abstractNumId="53" w15:restartNumberingAfterBreak="0">
+  <w:abstractNum w:abstractNumId="56" w15:restartNumberingAfterBreak="0">
     <w:nsid w:val="6CD32DA8"/>
     <w:multiLevelType w:val="singleLevel"/>
     <w:tmpl w:val="166470C2"/>
@@ -10085,7 +10755,7 @@
       </w:rPr>
     </w:lvl>
   </w:abstractNum>
-  <w:abstractNum w:abstractNumId="54" w15:restartNumberingAfterBreak="0">
+  <w:abstractNum w:abstractNumId="57" w15:restartNumberingAfterBreak="0">
     <w:nsid w:val="6F404C9F"/>
     <w:multiLevelType w:val="multilevel"/>
     <w:tmpl w:val="BEDA5F46"/>
@@ -10227,7 +10897,7 @@
       </w:rPr>
     </w:lvl>
   </w:abstractNum>
-  <w:abstractNum w:abstractNumId="55" w15:restartNumberingAfterBreak="0">
+  <w:abstractNum w:abstractNumId="58" w15:restartNumberingAfterBreak="0">
     <w:nsid w:val="756568D7"/>
     <w:multiLevelType w:val="multilevel"/>
     <w:tmpl w:val="EFB80528"/>
@@ -10371,7 +11041,7 @@
       </w:rPr>
     </w:lvl>
   </w:abstractNum>
-  <w:abstractNum w:abstractNumId="56" w15:restartNumberingAfterBreak="0">
+  <w:abstractNum w:abstractNumId="59" w15:restartNumberingAfterBreak="0">
     <w:nsid w:val="75994300"/>
     <w:multiLevelType w:val="hybridMultilevel"/>
     <w:tmpl w:val="28245262"/>
@@ -10484,7 +11154,7 @@
       </w:rPr>
     </w:lvl>
   </w:abstractNum>
-  <w:abstractNum w:abstractNumId="57" w15:restartNumberingAfterBreak="0">
+  <w:abstractNum w:abstractNumId="60" w15:restartNumberingAfterBreak="0">
     <w:nsid w:val="7738779A"/>
     <w:multiLevelType w:val="multilevel"/>
     <w:tmpl w:val="CB4491B2"/>
@@ -10630,7 +11300,7 @@
       </w:rPr>
     </w:lvl>
   </w:abstractNum>
-  <w:abstractNum w:abstractNumId="58" w15:restartNumberingAfterBreak="0">
+  <w:abstractNum w:abstractNumId="61" w15:restartNumberingAfterBreak="0">
     <w:nsid w:val="7B274BC8"/>
     <w:multiLevelType w:val="multilevel"/>
     <w:tmpl w:val="72E65396"/>
@@ -10771,7 +11441,7 @@
       </w:rPr>
     </w:lvl>
   </w:abstractNum>
-  <w:abstractNum w:abstractNumId="59" w15:restartNumberingAfterBreak="0">
+  <w:abstractNum w:abstractNumId="62" w15:restartNumberingAfterBreak="0">
     <w:nsid w:val="7CB153F1"/>
     <w:multiLevelType w:val="hybridMultilevel"/>
     <w:tmpl w:val="3174ACFC"/>
@@ -10884,7 +11554,7 @@
       </w:rPr>
     </w:lvl>
   </w:abstractNum>
-  <w:abstractNum w:abstractNumId="60" w15:restartNumberingAfterBreak="0">
+  <w:abstractNum w:abstractNumId="63" w15:restartNumberingAfterBreak="0">
     <w:nsid w:val="7D9521C8"/>
     <w:multiLevelType w:val="multilevel"/>
     <w:tmpl w:val="33440B42"/>
@@ -11026,7 +11696,7 @@
       </w:rPr>
     </w:lvl>
   </w:abstractNum>
-  <w:abstractNum w:abstractNumId="61" w15:restartNumberingAfterBreak="0">
+  <w:abstractNum w:abstractNumId="64" w15:restartNumberingAfterBreak="0">
     <w:nsid w:val="7E927389"/>
     <w:multiLevelType w:val="hybridMultilevel"/>
     <w:tmpl w:val="D892D3B4"/>
@@ -11115,7 +11785,96 @@
       </w:pPr>
     </w:lvl>
   </w:abstractNum>
-  <w:abstractNum w:abstractNumId="62" w15:restartNumberingAfterBreak="0">
+  <w:abstractNum w:abstractNumId="65" w15:restartNumberingAfterBreak="0">
+    <w:nsid w:val="7EEC72CF"/>
+    <w:multiLevelType w:val="hybridMultilevel"/>
+    <w:tmpl w:val="F4D2C222"/>
+    <w:lvl w:ilvl="0" w:tplc="0409000F">
+      <w:start w:val="1"/>
+      <w:numFmt w:val="decimal"/>
+      <w:lvlText w:val="%1."/>
+      <w:lvlJc w:val="left"/>
+      <w:pPr>
+        <w:ind w:left="720" w:hanging="360"/>
+      </w:pPr>
+      <w:rPr>
+        <w:rFonts w:hint="default"/>
+      </w:rPr>
+    </w:lvl>
+    <w:lvl w:ilvl="1" w:tplc="04090019" w:tentative="1">
+      <w:start w:val="1"/>
+      <w:numFmt w:val="lowerLetter"/>
+      <w:lvlText w:val="%2."/>
+      <w:lvlJc w:val="left"/>
+      <w:pPr>
+        <w:ind w:left="1440" w:hanging="360"/>
+      </w:pPr>
+    </w:lvl>
+    <w:lvl w:ilvl="2" w:tplc="0409001B" w:tentative="1">
+      <w:start w:val="1"/>
+      <w:numFmt w:val="lowerRoman"/>
+      <w:lvlText w:val="%3."/>
+      <w:lvlJc w:val="right"/>
+      <w:pPr>
+        <w:ind w:left="2160" w:hanging="180"/>
+      </w:pPr>
+    </w:lvl>
+    <w:lvl w:ilvl="3" w:tplc="0409000F" w:tentative="1">
+      <w:start w:val="1"/>
+      <w:numFmt w:val="decimal"/>
+      <w:lvlText w:val="%4."/>
+      <w:lvlJc w:val="left"/>
+      <w:pPr>
+        <w:ind w:left="2880" w:hanging="360"/>
+      </w:pPr>
+    </w:lvl>
+    <w:lvl w:ilvl="4" w:tplc="04090019" w:tentative="1">
+      <w:start w:val="1"/>
+      <w:numFmt w:val="lowerLetter"/>
+      <w:lvlText w:val="%5."/>
+      <w:lvlJc w:val="left"/>
+      <w:pPr>
+        <w:ind w:left="3600" w:hanging="360"/>
+      </w:pPr>
+    </w:lvl>
+    <w:lvl w:ilvl="5" w:tplc="0409001B" w:tentative="1">
+      <w:start w:val="1"/>
+      <w:numFmt w:val="lowerRoman"/>
+      <w:lvlText w:val="%6."/>
+      <w:lvlJc w:val="right"/>
+      <w:pPr>
+        <w:ind w:left="4320" w:hanging="180"/>
+      </w:pPr>
+    </w:lvl>
+    <w:lvl w:ilvl="6" w:tplc="0409000F" w:tentative="1">
+      <w:start w:val="1"/>
+      <w:numFmt w:val="decimal"/>
+      <w:lvlText w:val="%7."/>
+      <w:lvlJc w:val="left"/>
+      <w:pPr>
+        <w:ind w:left="5040" w:hanging="360"/>
+      </w:pPr>
+    </w:lvl>
+    <w:lvl w:ilvl="7" w:tplc="04090019" w:tentative="1">
+      <w:start w:val="1"/>
+      <w:numFmt w:val="lowerLetter"/>
+      <w:lvlText w:val="%8."/>
+      <w:lvlJc w:val="left"/>
+      <w:pPr>
+        <w:ind w:left="5760" w:hanging="360"/>
+      </w:pPr>
+    </w:lvl>
+    <w:lvl w:ilvl="8" w:tplc="0409001B" w:tentative="1">
+      <w:start w:val="1"/>
+      <w:numFmt w:val="lowerRoman"/>
+      <w:lvlText w:val="%9."/>
+      <w:lvlJc w:val="right"/>
+      <w:pPr>
+        <w:ind w:left="6480" w:hanging="180"/>
+      </w:pPr>
+    </w:lvl>
+  </w:abstractNum>
+  <w:abstractNum w:abstractNumId="66" w15:restartNumberingAfterBreak="0">
     <w:nsid w:val="7FEE1A19"/>
     <w:multiLevelType w:val="hybridMultilevel"/>
     <w:tmpl w:val="B8589C98"/>
@@ -11229,43 +11988,43 @@
     </w:lvl>
   </w:abstractNum>
   <w:num w:numId="1" w16cid:durableId="1090391403">
-    <w:abstractNumId w:val="58"/>
+    <w:abstractNumId w:val="61"/>
   </w:num>
   <w:num w:numId="2" w16cid:durableId="468590190">
-    <w:abstractNumId w:val="17"/>
+    <w:abstractNumId w:val="18"/>
   </w:num>
   <w:num w:numId="3" w16cid:durableId="2038844678">
-    <w:abstractNumId w:val="54"/>
+    <w:abstractNumId w:val="57"/>
   </w:num>
   <w:num w:numId="4" w16cid:durableId="275717996">
-    <w:abstractNumId w:val="57"/>
+    <w:abstractNumId w:val="60"/>
   </w:num>
   <w:num w:numId="5" w16cid:durableId="1244876403">
-    <w:abstractNumId w:val="60"/>
+    <w:abstractNumId w:val="63"/>
   </w:num>
   <w:num w:numId="6" w16cid:durableId="388039126">
-    <w:abstractNumId w:val="50"/>
+    <w:abstractNumId w:val="53"/>
   </w:num>
   <w:num w:numId="7" w16cid:durableId="1703362722">
     <w:abstractNumId w:val="10"/>
   </w:num>
   <w:num w:numId="8" w16cid:durableId="1100836164">
-    <w:abstractNumId w:val="57"/>
+    <w:abstractNumId w:val="60"/>
   </w:num>
   <w:num w:numId="9" w16cid:durableId="99615120">
     <w:abstractNumId w:val="9"/>
   </w:num>
   <w:num w:numId="10" w16cid:durableId="1990984697">
-    <w:abstractNumId w:val="60"/>
+    <w:abstractNumId w:val="63"/>
   </w:num>
   <w:num w:numId="11" w16cid:durableId="1390760153">
-    <w:abstractNumId w:val="17"/>
+    <w:abstractNumId w:val="18"/>
   </w:num>
   <w:num w:numId="12" w16cid:durableId="380129342">
-    <w:abstractNumId w:val="54"/>
+    <w:abstractNumId w:val="57"/>
   </w:num>
   <w:num w:numId="13" w16cid:durableId="1432895054">
-    <w:abstractNumId w:val="28"/>
+    <w:abstractNumId w:val="30"/>
   </w:num>
   <w:num w:numId="14" w16cid:durableId="2082680914">
     <w:abstractNumId w:val="8"/>
@@ -11292,13 +12051,13 @@
     <w:abstractNumId w:val="1"/>
   </w:num>
   <w:num w:numId="22" w16cid:durableId="2002929364">
-    <w:abstractNumId w:val="53"/>
+    <w:abstractNumId w:val="56"/>
   </w:num>
   <w:num w:numId="23" w16cid:durableId="1373069629">
-    <w:abstractNumId w:val="39"/>
+    <w:abstractNumId w:val="41"/>
   </w:num>
   <w:num w:numId="24" w16cid:durableId="925071775">
-    <w:abstractNumId w:val="60"/>
+    <w:abstractNumId w:val="63"/>
     <w:lvlOverride w:ilvl="0">
       <w:startOverride w:val="1"/>
     </w:lvlOverride>
@@ -11331,10 +12090,10 @@
     <w:abstractNumId w:val="0"/>
   </w:num>
   <w:num w:numId="26" w16cid:durableId="1917132118">
-    <w:abstractNumId w:val="27"/>
+    <w:abstractNumId w:val="29"/>
   </w:num>
   <w:num w:numId="27" w16cid:durableId="1542324995">
-    <w:abstractNumId w:val="51"/>
+    <w:abstractNumId w:val="54"/>
   </w:num>
   <w:num w:numId="28" w16cid:durableId="959610607">
     <w:abstractNumId w:val="4"/>
@@ -11343,46 +12102,46 @@
     </w:lvlOverride>
   </w:num>
   <w:num w:numId="29" w16cid:durableId="2099672246">
-    <w:abstractNumId w:val="37"/>
+    <w:abstractNumId w:val="39"/>
   </w:num>
   <w:num w:numId="30" w16cid:durableId="2071225945">
-    <w:abstractNumId w:val="55"/>
+    <w:abstractNumId w:val="58"/>
   </w:num>
   <w:num w:numId="31" w16cid:durableId="340008078">
-    <w:abstractNumId w:val="22"/>
+    <w:abstractNumId w:val="23"/>
   </w:num>
   <w:num w:numId="32" w16cid:durableId="1153453363">
-    <w:abstractNumId w:val="45"/>
+    <w:abstractNumId w:val="47"/>
   </w:num>
   <w:num w:numId="33" w16cid:durableId="1873297164">
-    <w:abstractNumId w:val="18"/>
+    <w:abstractNumId w:val="19"/>
   </w:num>
   <w:num w:numId="34" w16cid:durableId="1451514571">
-    <w:abstractNumId w:val="30"/>
+    <w:abstractNumId w:val="32"/>
   </w:num>
   <w:num w:numId="35" w16cid:durableId="805468451">
-    <w:abstractNumId w:val="39"/>
+    <w:abstractNumId w:val="41"/>
     <w:lvlOverride w:ilvl="0">
       <w:startOverride w:val="1"/>
     </w:lvlOverride>
   </w:num>
   <w:num w:numId="36" w16cid:durableId="1550721641">
-    <w:abstractNumId w:val="36"/>
+    <w:abstractNumId w:val="38"/>
   </w:num>
   <w:num w:numId="37" w16cid:durableId="1526213374">
-    <w:abstractNumId w:val="41"/>
+    <w:abstractNumId w:val="43"/>
   </w:num>
   <w:num w:numId="38" w16cid:durableId="185368324">
-    <w:abstractNumId w:val="24"/>
+    <w:abstractNumId w:val="26"/>
   </w:num>
   <w:num w:numId="39" w16cid:durableId="1307277399">
-    <w:abstractNumId w:val="49"/>
+    <w:abstractNumId w:val="51"/>
   </w:num>
   <w:num w:numId="40" w16cid:durableId="348217006">
-    <w:abstractNumId w:val="46"/>
+    <w:abstractNumId w:val="48"/>
   </w:num>
   <w:num w:numId="41" w16cid:durableId="7953470">
-    <w:abstractNumId w:val="14"/>
+    <w:abstractNumId w:val="15"/>
   </w:num>
   <w:num w:numId="42" w16cid:durableId="860165457">
     <w:abstractNumId w:val="9"/>
@@ -11406,10 +12165,10 @@
     </w:lvlOverride>
   </w:num>
   <w:num w:numId="46" w16cid:durableId="156193804">
-    <w:abstractNumId w:val="47"/>
+    <w:abstractNumId w:val="49"/>
   </w:num>
   <w:num w:numId="47" w16cid:durableId="1245215201">
-    <w:abstractNumId w:val="43"/>
+    <w:abstractNumId w:val="45"/>
   </w:num>
   <w:num w:numId="48" w16cid:durableId="217983162">
     <w:abstractNumId w:val="9"/>
@@ -11424,7 +12183,7 @@
     </w:lvlOverride>
   </w:num>
   <w:num w:numId="50" w16cid:durableId="1391464301">
-    <w:abstractNumId w:val="34"/>
+    <w:abstractNumId w:val="36"/>
   </w:num>
   <w:num w:numId="51" w16cid:durableId="2072851669">
     <w:abstractNumId w:val="9"/>
@@ -11433,13 +12192,13 @@
     </w:lvlOverride>
   </w:num>
   <w:num w:numId="52" w16cid:durableId="1947271607">
-    <w:abstractNumId w:val="48"/>
+    <w:abstractNumId w:val="50"/>
   </w:num>
   <w:num w:numId="53" w16cid:durableId="1091656211">
-    <w:abstractNumId w:val="21"/>
+    <w:abstractNumId w:val="22"/>
   </w:num>
   <w:num w:numId="54" w16cid:durableId="915820108">
-    <w:abstractNumId w:val="25"/>
+    <w:abstractNumId w:val="27"/>
   </w:num>
   <w:num w:numId="55" w16cid:durableId="786579724">
     <w:abstractNumId w:val="9"/>
@@ -11457,70 +12216,82 @@
     <w:abstractNumId w:val="13"/>
   </w:num>
   <w:num w:numId="58" w16cid:durableId="798299872">
-    <w:abstractNumId w:val="42"/>
+    <w:abstractNumId w:val="44"/>
   </w:num>
   <w:num w:numId="59" w16cid:durableId="276304108">
-    <w:abstractNumId w:val="33"/>
+    <w:abstractNumId w:val="35"/>
   </w:num>
   <w:num w:numId="60" w16cid:durableId="264271698">
-    <w:abstractNumId w:val="44"/>
+    <w:abstractNumId w:val="46"/>
   </w:num>
   <w:num w:numId="61" w16cid:durableId="1086422213">
-    <w:abstractNumId w:val="56"/>
+    <w:abstractNumId w:val="59"/>
   </w:num>
   <w:num w:numId="62" w16cid:durableId="1331525592">
-    <w:abstractNumId w:val="16"/>
+    <w:abstractNumId w:val="17"/>
   </w:num>
   <w:num w:numId="63" w16cid:durableId="1457406147">
-    <w:abstractNumId w:val="26"/>
+    <w:abstractNumId w:val="28"/>
   </w:num>
   <w:num w:numId="64" w16cid:durableId="421530862">
-    <w:abstractNumId w:val="35"/>
+    <w:abstractNumId w:val="37"/>
   </w:num>
   <w:num w:numId="65" w16cid:durableId="1287273209">
-    <w:abstractNumId w:val="32"/>
+    <w:abstractNumId w:val="34"/>
   </w:num>
   <w:num w:numId="66" w16cid:durableId="1609894251">
-    <w:abstractNumId w:val="59"/>
+    <w:abstractNumId w:val="62"/>
   </w:num>
   <w:num w:numId="67" w16cid:durableId="1481462117">
-    <w:abstractNumId w:val="38"/>
+    <w:abstractNumId w:val="40"/>
   </w:num>
   <w:num w:numId="68" w16cid:durableId="295914260">
-    <w:abstractNumId w:val="62"/>
+    <w:abstractNumId w:val="66"/>
   </w:num>
   <w:num w:numId="69" w16cid:durableId="1643852712">
-    <w:abstractNumId w:val="61"/>
+    <w:abstractNumId w:val="64"/>
   </w:num>
   <w:num w:numId="70" w16cid:durableId="1209301548">
-    <w:abstractNumId w:val="31"/>
+    <w:abstractNumId w:val="33"/>
   </w:num>
   <w:num w:numId="71" w16cid:durableId="600528317">
     <w:abstractNumId w:val="12"/>
   </w:num>
   <w:num w:numId="72" w16cid:durableId="61681521">
-    <w:abstractNumId w:val="52"/>
+    <w:abstractNumId w:val="55"/>
   </w:num>
   <w:num w:numId="73" w16cid:durableId="1773818421">
-    <w:abstractNumId w:val="23"/>
+    <w:abstractNumId w:val="24"/>
   </w:num>
   <w:num w:numId="74" w16cid:durableId="508639118">
+    <w:abstractNumId w:val="21"/>
+  </w:num>
+  <w:num w:numId="75" w16cid:durableId="497036498">
+    <w:abstractNumId w:val="31"/>
+  </w:num>
+  <w:num w:numId="76" w16cid:durableId="1486898291">
     <w:abstractNumId w:val="20"/>
   </w:num>
-  <w:num w:numId="75" w16cid:durableId="497036498">
-    <w:abstractNumId w:val="29"/>
-  </w:num>
-  <w:num w:numId="76" w16cid:durableId="1486898291">
-    <w:abstractNumId w:val="19"/>
-  </w:num>
   <w:num w:numId="77" w16cid:durableId="804157650">
-    <w:abstractNumId w:val="15"/>
+    <w:abstractNumId w:val="16"/>
   </w:num>
   <w:num w:numId="78" w16cid:durableId="1278835122">
-    <w:abstractNumId w:val="40"/>
+    <w:abstractNumId w:val="42"/>
   </w:num>
   <w:num w:numId="79" w16cid:durableId="1652756252">
     <w:abstractNumId w:val="11"/>
+  </w:num>
+  <w:num w:numId="80" w16cid:durableId="1508328397">
+    <w:abstractNumId w:val="52"/>
+  </w:num>
+  <w:num w:numId="81" w16cid:durableId="1849637544">
+    <w:abstractNumId w:val="65"/>
+  </w:num>
+  <w:num w:numId="82" w16cid:durableId="1535846380">
+    <w:abstractNumId w:val="25"/>
+  </w:num>
+  <w:num w:numId="83" w16cid:durableId="515653844">
+    <w:abstractNumId w:val="14"/>
   </w:num>
   <w:numIdMacAtCleanup w:val="13"/>
 </w:numbering>
@@ -12076,7 +12847,6 @@
   <w:style w:type="character" w:default="1" w:styleId="DefaultParagraphFont">
     <w:name w:val="Default Paragraph Font"/>
     <w:uiPriority w:val="1"/>
-    <w:semiHidden/>
     <w:unhideWhenUsed/>
   </w:style>
   <w:style w:type="table" w:default="1" w:styleId="TableNormal">
